--- a/Doumentation/Team Agremment/Team-Working-Agreement.docx
+++ b/Doumentation/Team Agremment/Team-Working-Agreement.docx
@@ -214,7 +214,13 @@
           </w:tcPr>
           <w:p>
             <w:r>
-              <w:t>tafadzwa.nhesvure@pace.edu</w:t>
+              <w:t>t</w:t>
+            </w:r>
+            <w:r>
+              <w:t>n26904n</w:t>
+            </w:r>
+            <w:r>
+              <w:t>@pace.edu</w:t>
             </w:r>
           </w:p>
         </w:tc>
@@ -270,7 +276,10 @@
           </w:tcPr>
           <w:p>
             <w:r>
-              <w:t>pranali.dukhande@pace.edu</w:t>
+              <w:t>Pd18189n</w:t>
+            </w:r>
+            <w:r>
+              <w:t>@pace.edu</w:t>
             </w:r>
           </w:p>
         </w:tc>
@@ -289,13 +298,8 @@
           </w:tcPr>
           <w:p>
             <w:r>
-              <w:t xml:space="preserve">Datta Vardhan Reddy </w:t>
-            </w:r>
-            <w:proofErr w:type="spellStart"/>
-            <w:r>
-              <w:t>Kontham</w:t>
-            </w:r>
-            <w:proofErr w:type="spellEnd"/>
+              <w:t>Datta Vardhan Reddy Kontham</w:t>
+            </w:r>
           </w:p>
         </w:tc>
         <w:tc>
@@ -328,7 +332,10 @@
           </w:tcPr>
           <w:p>
             <w:r>
-              <w:t>datta.kontham@pace.edu</w:t>
+              <w:t>dk46732n</w:t>
+            </w:r>
+            <w:r>
+              <w:t>@pace.edu</w:t>
             </w:r>
           </w:p>
         </w:tc>
@@ -389,7 +396,10 @@
           </w:tcPr>
           <w:p>
             <w:r>
-              <w:t>pragnan.gulivindala@pace.edu</w:t>
+              <w:t>pg79476n</w:t>
+            </w:r>
+            <w:r>
+              <w:t>@pace.edu</w:t>
             </w:r>
           </w:p>
         </w:tc>
@@ -447,7 +457,10 @@
           </w:tcPr>
           <w:p>
             <w:r>
-              <w:t>liangxian.li@pace.edu</w:t>
+              <w:t>ll64396n</w:t>
+            </w:r>
+            <w:r>
+              <w:t>@pace.edu</w:t>
             </w:r>
           </w:p>
         </w:tc>
@@ -508,7 +521,10 @@
           </w:tcPr>
           <w:p>
             <w:r>
-              <w:t>lyno.chihwehwete@pace.edu</w:t>
+              <w:t>tc92576n</w:t>
+            </w:r>
+            <w:r>
+              <w:t>@pace.edu</w:t>
             </w:r>
           </w:p>
         </w:tc>
@@ -566,7 +582,10 @@
           </w:tcPr>
           <w:p>
             <w:r>
-              <w:t>saisai.hu@pace.edu</w:t>
+              <w:t>sh50061n</w:t>
+            </w:r>
+            <w:r>
+              <w:t>@pace.edu</w:t>
             </w:r>
           </w:p>
         </w:tc>
@@ -896,12 +915,8 @@
       </w:r>
     </w:p>
     <w:sectPr>
-      <w:headerReference w:type="even" r:id="rId8"/>
-      <w:headerReference w:type="default" r:id="rId9"/>
-      <w:footerReference w:type="even" r:id="rId10"/>
-      <w:footerReference w:type="default" r:id="rId11"/>
-      <w:headerReference w:type="first" r:id="rId12"/>
-      <w:footerReference w:type="first" r:id="rId13"/>
+      <w:headerReference w:type="default" r:id="rId8"/>
+      <w:footerReference w:type="default" r:id="rId9"/>
       <w:pgSz w:w="12240" w:h="15840"/>
       <w:pgMar w:top="1000" w:right="1100" w:bottom="1000" w:left="1100" w:header="708" w:footer="708" w:gutter="0"/>
       <w:cols w:space="720"/>
@@ -931,16 +946,6 @@
 </file>
 
 <file path=word/footer1.xml><?xml version="1.0" encoding="utf-8"?>
-<w:ftr xmlns:wpc="http://schemas.microsoft.com/office/word/2010/wordprocessingCanvas" xmlns:cx="http://schemas.microsoft.com/office/drawing/2014/chartex" xmlns:cx1="http://schemas.microsoft.com/office/drawing/2015/9/8/chartex" xmlns:cx2="http://schemas.microsoft.com/office/drawing/2015/10/21/chartex" xmlns:cx3="http://schemas.microsoft.com/office/drawing/2016/5/9/chartex" xmlns:cx4="http://schemas.microsoft.com/office/drawing/2016/5/10/chartex" xmlns:cx5="http://schemas.microsoft.com/office/drawing/2016/5/11/chartex" xmlns:cx6="http://schemas.microsoft.com/office/drawing/2016/5/12/chartex" xmlns:cx7="http://schemas.microsoft.com/office/drawing/2016/5/13/chartex" xmlns:cx8="http://schemas.microsoft.com/office/drawing/2016/5/14/chartex" xmlns:mc="http://schemas.openxmlformats.org/markup-compatibility/2006" xmlns:aink="http://schemas.microsoft.com/office/drawing/2016/ink" xmlns:am3d="http://schemas.microsoft.com/office/drawing/2017/model3d" xmlns:o="urn:schemas-microsoft-com:office:office" xmlns:oel="http://schemas.microsoft.com/office/2019/extlst" xmlns:r="http://schemas.openxmlformats.org/officeDocument/2006/relationships" xmlns:m="http://schemas.openxmlformats.org/officeDocument/2006/math" xmlns:v="urn:schemas-microsoft-com:vml" xmlns:wp14="http://schemas.microsoft.com/office/word/2010/wordprocessingDrawing" xmlns:wp="http://schemas.openxmlformats.org/drawingml/2006/wordprocessingDrawing" xmlns:w10="urn:schemas-microsoft-com:office:word" xmlns:w="http://schemas.openxmlformats.org/wordprocessingml/2006/main" xmlns:w14="http://schemas.microsoft.com/office/word/2010/wordml" xmlns:w15="http://schemas.microsoft.com/office/word/2012/wordml" xmlns:w16cex="http://schemas.microsoft.com/office/word/2018/wordml/cex" xmlns:w16cid="http://schemas.microsoft.com/office/word/2016/wordml/cid" xmlns:w16="http://schemas.microsoft.com/office/word/2018/wordml" xmlns:w16du="http://schemas.microsoft.com/office/word/2023/wordml/word16du" xmlns:w16sdtdh="http://schemas.microsoft.com/office/word/2020/wordml/sdtdatahash" xmlns:w16sdtfl="http://schemas.microsoft.com/office/word/2024/wordml/sdtformatlock" xmlns:w16se="http://schemas.microsoft.com/office/word/2015/wordml/symex" xmlns:wpg="http://schemas.microsoft.com/office/word/2010/wordprocessingGroup" xmlns:wpi="http://schemas.microsoft.com/office/word/2010/wordprocessingInk" xmlns:wne="http://schemas.microsoft.com/office/word/2006/wordml" xmlns:wps="http://schemas.microsoft.com/office/word/2010/wordprocessingShape" mc:Ignorable="w14 w15 w16se w16cid w16 w16cex w16sdtdh w16sdtfl w16du wp14">
-  <w:p>
-    <w:pPr>
-      <w:pStyle w:val="Footer"/>
-    </w:pPr>
-  </w:p>
-</w:ftr>
-</file>
-
-<file path=word/footer2.xml><?xml version="1.0" encoding="utf-8"?>
 <w:ftr xmlns:wpc="http://schemas.microsoft.com/office/word/2010/wordprocessingCanvas" xmlns:cx="http://schemas.microsoft.com/office/drawing/2014/chartex" xmlns:cx1="http://schemas.microsoft.com/office/drawing/2015/9/8/chartex" xmlns:cx2="http://schemas.microsoft.com/office/drawing/2015/10/21/chartex" xmlns:cx3="http://schemas.microsoft.com/office/drawing/2016/5/9/chartex" xmlns:cx4="http://schemas.microsoft.com/office/drawing/2016/5/10/chartex" xmlns:cx5="http://schemas.microsoft.com/office/drawing/2016/5/11/chartex" xmlns:cx6="http://schemas.microsoft.com/office/drawing/2016/5/12/chartex" xmlns:cx7="http://schemas.microsoft.com/office/drawing/2016/5/13/chartex" xmlns:cx8="http://schemas.microsoft.com/office/drawing/2016/5/14/chartex" xmlns:mc="http://schemas.openxmlformats.org/markup-compatibility/2006" xmlns:aink="http://schemas.microsoft.com/office/drawing/2016/ink" xmlns:am3d="http://schemas.microsoft.com/office/drawing/2017/model3d" xmlns:o="urn:schemas-microsoft-com:office:office" xmlns:oel="http://schemas.microsoft.com/office/2019/extlst" xmlns:r="http://schemas.openxmlformats.org/officeDocument/2006/relationships" xmlns:m="http://schemas.openxmlformats.org/officeDocument/2006/math" xmlns:v="urn:schemas-microsoft-com:vml" xmlns:wp14="http://schemas.microsoft.com/office/word/2010/wordprocessingDrawing" xmlns:wp="http://schemas.openxmlformats.org/drawingml/2006/wordprocessingDrawing" xmlns:w10="urn:schemas-microsoft-com:office:word" xmlns:w="http://schemas.openxmlformats.org/wordprocessingml/2006/main" xmlns:w14="http://schemas.microsoft.com/office/word/2010/wordml" xmlns:w15="http://schemas.microsoft.com/office/word/2012/wordml" xmlns:w16cex="http://schemas.microsoft.com/office/word/2018/wordml/cex" xmlns:w16cid="http://schemas.microsoft.com/office/word/2016/wordml/cid" xmlns:w16="http://schemas.microsoft.com/office/word/2018/wordml" xmlns:w16du="http://schemas.microsoft.com/office/word/2023/wordml/word16du" xmlns:w16sdtdh="http://schemas.microsoft.com/office/word/2020/wordml/sdtdatahash" xmlns:w16sdtfl="http://schemas.microsoft.com/office/word/2024/wordml/sdtformatlock" xmlns:w16se="http://schemas.microsoft.com/office/word/2015/wordml/symex" xmlns:wpg="http://schemas.microsoft.com/office/word/2010/wordprocessingGroup" xmlns:wpi="http://schemas.microsoft.com/office/word/2010/wordprocessingInk" xmlns:wne="http://schemas.microsoft.com/office/word/2006/wordml" xmlns:wps="http://schemas.microsoft.com/office/word/2010/wordprocessingShape" mc:Ignorable="w14 w15 w16se w16cid w16 w16cex w16sdtdh w16sdtfl w16du wp14">
   <w:tbl>
     <w:tblPr>
@@ -1007,23 +1012,52 @@
       <w:trPr>
         <w:jc w:val="center"/>
       </w:trPr>
-      <w:tc>
-        <w:tcPr>
-          <w:tcW w:w="4686" w:type="dxa"/>
-          <w:vAlign w:val="center"/>
-        </w:tcPr>
-        <w:p>
-          <w:pPr>
-            <w:pStyle w:val="Footer"/>
-            <w:rPr>
-              <w:caps/>
-              <w:color w:val="808080" w:themeColor="background1" w:themeShade="80"/>
-              <w:sz w:val="18"/>
-              <w:szCs w:val="18"/>
-            </w:rPr>
-          </w:pPr>
-        </w:p>
-      </w:tc>
+      <w:sdt>
+        <w:sdtPr>
+          <w:rPr>
+            <w:caps/>
+            <w:color w:val="808080" w:themeColor="background1" w:themeShade="80"/>
+            <w:sz w:val="18"/>
+            <w:szCs w:val="18"/>
+          </w:rPr>
+          <w:alias w:val="Author"/>
+          <w:tag w:val=""/>
+          <w:id w:val="1534151868"/>
+          <w:placeholder>
+            <w:docPart w:val="3ED8806B926C41B19F091E7E1E70D04E"/>
+          </w:placeholder>
+          <w:dataBinding w:prefixMappings="xmlns:ns0='http://purl.org/dc/elements/1.1/' xmlns:ns1='http://schemas.openxmlformats.org/package/2006/metadata/core-properties' " w:xpath="/ns1:coreProperties[1]/ns0:creator[1]" w:storeItemID="{6C3C8BC8-F283-45AE-878A-BAB7291924A1}"/>
+          <w:text/>
+        </w:sdtPr>
+        <w:sdtContent>
+          <w:tc>
+            <w:tcPr>
+              <w:tcW w:w="4686" w:type="dxa"/>
+              <w:vAlign w:val="center"/>
+            </w:tcPr>
+            <w:p>
+              <w:pPr>
+                <w:pStyle w:val="Footer"/>
+                <w:rPr>
+                  <w:caps/>
+                  <w:color w:val="808080" w:themeColor="background1" w:themeShade="80"/>
+                  <w:sz w:val="18"/>
+                  <w:szCs w:val="18"/>
+                </w:rPr>
+              </w:pPr>
+              <w:r>
+                <w:rPr>
+                  <w:caps/>
+                  <w:color w:val="808080" w:themeColor="background1" w:themeShade="80"/>
+                  <w:sz w:val="18"/>
+                  <w:szCs w:val="18"/>
+                </w:rPr>
+                <w:t>Datta Vardhan Reddy Kontham</w:t>
+              </w:r>
+            </w:p>
+          </w:tc>
+        </w:sdtContent>
+      </w:sdt>
       <w:tc>
         <w:tcPr>
           <w:tcW w:w="4674" w:type="dxa"/>
@@ -1099,16 +1133,6 @@
 </w:ftr>
 </file>
 
-<file path=word/footer3.xml><?xml version="1.0" encoding="utf-8"?>
-<w:ftr xmlns:wpc="http://schemas.microsoft.com/office/word/2010/wordprocessingCanvas" xmlns:cx="http://schemas.microsoft.com/office/drawing/2014/chartex" xmlns:cx1="http://schemas.microsoft.com/office/drawing/2015/9/8/chartex" xmlns:cx2="http://schemas.microsoft.com/office/drawing/2015/10/21/chartex" xmlns:cx3="http://schemas.microsoft.com/office/drawing/2016/5/9/chartex" xmlns:cx4="http://schemas.microsoft.com/office/drawing/2016/5/10/chartex" xmlns:cx5="http://schemas.microsoft.com/office/drawing/2016/5/11/chartex" xmlns:cx6="http://schemas.microsoft.com/office/drawing/2016/5/12/chartex" xmlns:cx7="http://schemas.microsoft.com/office/drawing/2016/5/13/chartex" xmlns:cx8="http://schemas.microsoft.com/office/drawing/2016/5/14/chartex" xmlns:mc="http://schemas.openxmlformats.org/markup-compatibility/2006" xmlns:aink="http://schemas.microsoft.com/office/drawing/2016/ink" xmlns:am3d="http://schemas.microsoft.com/office/drawing/2017/model3d" xmlns:o="urn:schemas-microsoft-com:office:office" xmlns:oel="http://schemas.microsoft.com/office/2019/extlst" xmlns:r="http://schemas.openxmlformats.org/officeDocument/2006/relationships" xmlns:m="http://schemas.openxmlformats.org/officeDocument/2006/math" xmlns:v="urn:schemas-microsoft-com:vml" xmlns:wp14="http://schemas.microsoft.com/office/word/2010/wordprocessingDrawing" xmlns:wp="http://schemas.openxmlformats.org/drawingml/2006/wordprocessingDrawing" xmlns:w10="urn:schemas-microsoft-com:office:word" xmlns:w="http://schemas.openxmlformats.org/wordprocessingml/2006/main" xmlns:w14="http://schemas.microsoft.com/office/word/2010/wordml" xmlns:w15="http://schemas.microsoft.com/office/word/2012/wordml" xmlns:w16cex="http://schemas.microsoft.com/office/word/2018/wordml/cex" xmlns:w16cid="http://schemas.microsoft.com/office/word/2016/wordml/cid" xmlns:w16="http://schemas.microsoft.com/office/word/2018/wordml" xmlns:w16du="http://schemas.microsoft.com/office/word/2023/wordml/word16du" xmlns:w16sdtdh="http://schemas.microsoft.com/office/word/2020/wordml/sdtdatahash" xmlns:w16sdtfl="http://schemas.microsoft.com/office/word/2024/wordml/sdtformatlock" xmlns:w16se="http://schemas.microsoft.com/office/word/2015/wordml/symex" xmlns:wpg="http://schemas.microsoft.com/office/word/2010/wordprocessingGroup" xmlns:wpi="http://schemas.microsoft.com/office/word/2010/wordprocessingInk" xmlns:wne="http://schemas.microsoft.com/office/word/2006/wordml" xmlns:wps="http://schemas.microsoft.com/office/word/2010/wordprocessingShape" mc:Ignorable="w14 w15 w16se w16cid w16 w16cex w16sdtdh w16sdtfl w16du wp14">
-  <w:p>
-    <w:pPr>
-      <w:pStyle w:val="Footer"/>
-    </w:pPr>
-  </w:p>
-</w:ftr>
-</file>
-
 <file path=word/footnotes.xml><?xml version="1.0" encoding="utf-8"?>
 <w:footnotes xmlns:wpc="http://schemas.microsoft.com/office/word/2010/wordprocessingCanvas" xmlns:cx="http://schemas.microsoft.com/office/drawing/2014/chartex" xmlns:cx1="http://schemas.microsoft.com/office/drawing/2015/9/8/chartex" xmlns:cx2="http://schemas.microsoft.com/office/drawing/2015/10/21/chartex" xmlns:cx3="http://schemas.microsoft.com/office/drawing/2016/5/9/chartex" xmlns:cx4="http://schemas.microsoft.com/office/drawing/2016/5/10/chartex" xmlns:cx5="http://schemas.microsoft.com/office/drawing/2016/5/11/chartex" xmlns:cx6="http://schemas.microsoft.com/office/drawing/2016/5/12/chartex" xmlns:cx7="http://schemas.microsoft.com/office/drawing/2016/5/13/chartex" xmlns:cx8="http://schemas.microsoft.com/office/drawing/2016/5/14/chartex" xmlns:mc="http://schemas.openxmlformats.org/markup-compatibility/2006" xmlns:aink="http://schemas.microsoft.com/office/drawing/2016/ink" xmlns:am3d="http://schemas.microsoft.com/office/drawing/2017/model3d" xmlns:o="urn:schemas-microsoft-com:office:office" xmlns:oel="http://schemas.microsoft.com/office/2019/extlst" xmlns:r="http://schemas.openxmlformats.org/officeDocument/2006/relationships" xmlns:m="http://schemas.openxmlformats.org/officeDocument/2006/math" xmlns:v="urn:schemas-microsoft-com:vml" xmlns:wp14="http://schemas.microsoft.com/office/word/2010/wordprocessingDrawing" xmlns:wp="http://schemas.openxmlformats.org/drawingml/2006/wordprocessingDrawing" xmlns:w10="urn:schemas-microsoft-com:office:word" xmlns:w="http://schemas.openxmlformats.org/wordprocessingml/2006/main" xmlns:w14="http://schemas.microsoft.com/office/word/2010/wordml" xmlns:w15="http://schemas.microsoft.com/office/word/2012/wordml" xmlns:w16cex="http://schemas.microsoft.com/office/word/2018/wordml/cex" xmlns:w16cid="http://schemas.microsoft.com/office/word/2016/wordml/cid" xmlns:w16="http://schemas.microsoft.com/office/word/2018/wordml" xmlns:w16du="http://schemas.microsoft.com/office/word/2023/wordml/word16du" xmlns:w16sdtdh="http://schemas.microsoft.com/office/word/2020/wordml/sdtdatahash" xmlns:w16sdtfl="http://schemas.microsoft.com/office/word/2024/wordml/sdtformatlock" xmlns:w16se="http://schemas.microsoft.com/office/word/2015/wordml/symex" xmlns:wpg="http://schemas.microsoft.com/office/word/2010/wordprocessingGroup" xmlns:wpi="http://schemas.microsoft.com/office/word/2010/wordprocessingInk" xmlns:wne="http://schemas.microsoft.com/office/word/2006/wordml" xmlns:wps="http://schemas.microsoft.com/office/word/2010/wordprocessingShape" mc:Ignorable="w14 w15 w16se w16cid w16 w16cex w16sdtdh w16sdtfl w16du wp14">
   <w:footnote w:type="separator" w:id="-1">
@@ -1129,16 +1153,6 @@
 </file>
 
 <file path=word/header1.xml><?xml version="1.0" encoding="utf-8"?>
-<w:hdr xmlns:wpc="http://schemas.microsoft.com/office/word/2010/wordprocessingCanvas" xmlns:cx="http://schemas.microsoft.com/office/drawing/2014/chartex" xmlns:cx1="http://schemas.microsoft.com/office/drawing/2015/9/8/chartex" xmlns:cx2="http://schemas.microsoft.com/office/drawing/2015/10/21/chartex" xmlns:cx3="http://schemas.microsoft.com/office/drawing/2016/5/9/chartex" xmlns:cx4="http://schemas.microsoft.com/office/drawing/2016/5/10/chartex" xmlns:cx5="http://schemas.microsoft.com/office/drawing/2016/5/11/chartex" xmlns:cx6="http://schemas.microsoft.com/office/drawing/2016/5/12/chartex" xmlns:cx7="http://schemas.microsoft.com/office/drawing/2016/5/13/chartex" xmlns:cx8="http://schemas.microsoft.com/office/drawing/2016/5/14/chartex" xmlns:mc="http://schemas.openxmlformats.org/markup-compatibility/2006" xmlns:aink="http://schemas.microsoft.com/office/drawing/2016/ink" xmlns:am3d="http://schemas.microsoft.com/office/drawing/2017/model3d" xmlns:o="urn:schemas-microsoft-com:office:office" xmlns:oel="http://schemas.microsoft.com/office/2019/extlst" xmlns:r="http://schemas.openxmlformats.org/officeDocument/2006/relationships" xmlns:m="http://schemas.openxmlformats.org/officeDocument/2006/math" xmlns:v="urn:schemas-microsoft-com:vml" xmlns:wp14="http://schemas.microsoft.com/office/word/2010/wordprocessingDrawing" xmlns:wp="http://schemas.openxmlformats.org/drawingml/2006/wordprocessingDrawing" xmlns:w10="urn:schemas-microsoft-com:office:word" xmlns:w="http://schemas.openxmlformats.org/wordprocessingml/2006/main" xmlns:w14="http://schemas.microsoft.com/office/word/2010/wordml" xmlns:w15="http://schemas.microsoft.com/office/word/2012/wordml" xmlns:w16cex="http://schemas.microsoft.com/office/word/2018/wordml/cex" xmlns:w16cid="http://schemas.microsoft.com/office/word/2016/wordml/cid" xmlns:w16="http://schemas.microsoft.com/office/word/2018/wordml" xmlns:w16du="http://schemas.microsoft.com/office/word/2023/wordml/word16du" xmlns:w16sdtdh="http://schemas.microsoft.com/office/word/2020/wordml/sdtdatahash" xmlns:w16sdtfl="http://schemas.microsoft.com/office/word/2024/wordml/sdtformatlock" xmlns:w16se="http://schemas.microsoft.com/office/word/2015/wordml/symex" xmlns:wpg="http://schemas.microsoft.com/office/word/2010/wordprocessingGroup" xmlns:wpi="http://schemas.microsoft.com/office/word/2010/wordprocessingInk" xmlns:wne="http://schemas.microsoft.com/office/word/2006/wordml" xmlns:wps="http://schemas.microsoft.com/office/word/2010/wordprocessingShape" mc:Ignorable="w14 w15 w16se w16cid w16 w16cex w16sdtdh w16sdtfl w16du wp14">
-  <w:p>
-    <w:pPr>
-      <w:pStyle w:val="Header"/>
-    </w:pPr>
-  </w:p>
-</w:hdr>
-</file>
-
-<file path=word/header2.xml><?xml version="1.0" encoding="utf-8"?>
 <w:hdr xmlns:wpc="http://schemas.microsoft.com/office/word/2010/wordprocessingCanvas" xmlns:cx="http://schemas.microsoft.com/office/drawing/2014/chartex" xmlns:cx1="http://schemas.microsoft.com/office/drawing/2015/9/8/chartex" xmlns:cx2="http://schemas.microsoft.com/office/drawing/2015/10/21/chartex" xmlns:cx3="http://schemas.microsoft.com/office/drawing/2016/5/9/chartex" xmlns:cx4="http://schemas.microsoft.com/office/drawing/2016/5/10/chartex" xmlns:cx5="http://schemas.microsoft.com/office/drawing/2016/5/11/chartex" xmlns:cx6="http://schemas.microsoft.com/office/drawing/2016/5/12/chartex" xmlns:cx7="http://schemas.microsoft.com/office/drawing/2016/5/13/chartex" xmlns:cx8="http://schemas.microsoft.com/office/drawing/2016/5/14/chartex" xmlns:mc="http://schemas.openxmlformats.org/markup-compatibility/2006" xmlns:aink="http://schemas.microsoft.com/office/drawing/2016/ink" xmlns:am3d="http://schemas.microsoft.com/office/drawing/2017/model3d" xmlns:o="urn:schemas-microsoft-com:office:office" xmlns:oel="http://schemas.microsoft.com/office/2019/extlst" xmlns:r="http://schemas.openxmlformats.org/officeDocument/2006/relationships" xmlns:m="http://schemas.openxmlformats.org/officeDocument/2006/math" xmlns:v="urn:schemas-microsoft-com:vml" xmlns:wp14="http://schemas.microsoft.com/office/word/2010/wordprocessingDrawing" xmlns:wp="http://schemas.openxmlformats.org/drawingml/2006/wordprocessingDrawing" xmlns:w10="urn:schemas-microsoft-com:office:word" xmlns:w="http://schemas.openxmlformats.org/wordprocessingml/2006/main" xmlns:w14="http://schemas.microsoft.com/office/word/2010/wordml" xmlns:w15="http://schemas.microsoft.com/office/word/2012/wordml" xmlns:w16cex="http://schemas.microsoft.com/office/word/2018/wordml/cex" xmlns:w16cid="http://schemas.microsoft.com/office/word/2016/wordml/cid" xmlns:w16="http://schemas.microsoft.com/office/word/2018/wordml" xmlns:w16du="http://schemas.microsoft.com/office/word/2023/wordml/word16du" xmlns:w16sdtdh="http://schemas.microsoft.com/office/word/2020/wordml/sdtdatahash" xmlns:w16sdtfl="http://schemas.microsoft.com/office/word/2024/wordml/sdtformatlock" xmlns:w16se="http://schemas.microsoft.com/office/word/2015/wordml/symex" xmlns:wpg="http://schemas.microsoft.com/office/word/2010/wordprocessingGroup" xmlns:wpi="http://schemas.microsoft.com/office/word/2010/wordprocessingInk" xmlns:wne="http://schemas.microsoft.com/office/word/2006/wordml" xmlns:wps="http://schemas.microsoft.com/office/word/2010/wordprocessingShape" mc:Ignorable="w14 w15 w16se w16cid w16 w16cex w16sdtdh w16sdtfl w16du wp14">
   <w:tbl>
     <w:tblPr>
@@ -1244,16 +1258,6 @@
     </w:tr>
   </w:tbl>
   <w:p/>
-</w:hdr>
-</file>
-
-<file path=word/header3.xml><?xml version="1.0" encoding="utf-8"?>
-<w:hdr xmlns:wpc="http://schemas.microsoft.com/office/word/2010/wordprocessingCanvas" xmlns:cx="http://schemas.microsoft.com/office/drawing/2014/chartex" xmlns:cx1="http://schemas.microsoft.com/office/drawing/2015/9/8/chartex" xmlns:cx2="http://schemas.microsoft.com/office/drawing/2015/10/21/chartex" xmlns:cx3="http://schemas.microsoft.com/office/drawing/2016/5/9/chartex" xmlns:cx4="http://schemas.microsoft.com/office/drawing/2016/5/10/chartex" xmlns:cx5="http://schemas.microsoft.com/office/drawing/2016/5/11/chartex" xmlns:cx6="http://schemas.microsoft.com/office/drawing/2016/5/12/chartex" xmlns:cx7="http://schemas.microsoft.com/office/drawing/2016/5/13/chartex" xmlns:cx8="http://schemas.microsoft.com/office/drawing/2016/5/14/chartex" xmlns:mc="http://schemas.openxmlformats.org/markup-compatibility/2006" xmlns:aink="http://schemas.microsoft.com/office/drawing/2016/ink" xmlns:am3d="http://schemas.microsoft.com/office/drawing/2017/model3d" xmlns:o="urn:schemas-microsoft-com:office:office" xmlns:oel="http://schemas.microsoft.com/office/2019/extlst" xmlns:r="http://schemas.openxmlformats.org/officeDocument/2006/relationships" xmlns:m="http://schemas.openxmlformats.org/officeDocument/2006/math" xmlns:v="urn:schemas-microsoft-com:vml" xmlns:wp14="http://schemas.microsoft.com/office/word/2010/wordprocessingDrawing" xmlns:wp="http://schemas.openxmlformats.org/drawingml/2006/wordprocessingDrawing" xmlns:w10="urn:schemas-microsoft-com:office:word" xmlns:w="http://schemas.openxmlformats.org/wordprocessingml/2006/main" xmlns:w14="http://schemas.microsoft.com/office/word/2010/wordml" xmlns:w15="http://schemas.microsoft.com/office/word/2012/wordml" xmlns:w16cex="http://schemas.microsoft.com/office/word/2018/wordml/cex" xmlns:w16cid="http://schemas.microsoft.com/office/word/2016/wordml/cid" xmlns:w16="http://schemas.microsoft.com/office/word/2018/wordml" xmlns:w16du="http://schemas.microsoft.com/office/word/2023/wordml/word16du" xmlns:w16sdtdh="http://schemas.microsoft.com/office/word/2020/wordml/sdtdatahash" xmlns:w16sdtfl="http://schemas.microsoft.com/office/word/2024/wordml/sdtformatlock" xmlns:w16se="http://schemas.microsoft.com/office/word/2015/wordml/symex" xmlns:wpg="http://schemas.microsoft.com/office/word/2010/wordprocessingGroup" xmlns:wpi="http://schemas.microsoft.com/office/word/2010/wordprocessingInk" xmlns:wne="http://schemas.microsoft.com/office/word/2006/wordml" xmlns:wps="http://schemas.microsoft.com/office/word/2010/wordprocessingShape" mc:Ignorable="w14 w15 w16se w16cid w16 w16cex w16sdtdh w16sdtfl w16du wp14">
-  <w:p>
-    <w:pPr>
-      <w:pStyle w:val="Header"/>
-    </w:pPr>
-  </w:p>
 </w:hdr>
 </file>
 
@@ -1989,12 +1993,577 @@
     <w:basedOn w:val="DefaultParagraphFont"/>
     <w:uiPriority w:val="99"/>
     <w:semiHidden/>
-    <w:rsid w:val="00D91258"/>
+    <w:rsid w:val="00464894"/>
     <w:rPr>
       <w:color w:val="808080"/>
     </w:rPr>
   </w:style>
 </w:styles>
+</file>
+
+<file path=word/glossary/document.xml><?xml version="1.0" encoding="utf-8"?>
+<w:glossaryDocument xmlns:wpc="http://schemas.microsoft.com/office/word/2010/wordprocessingCanvas" xmlns:cx="http://schemas.microsoft.com/office/drawing/2014/chartex" xmlns:cx1="http://schemas.microsoft.com/office/drawing/2015/9/8/chartex" xmlns:cx2="http://schemas.microsoft.com/office/drawing/2015/10/21/chartex" xmlns:cx3="http://schemas.microsoft.com/office/drawing/2016/5/9/chartex" xmlns:cx4="http://schemas.microsoft.com/office/drawing/2016/5/10/chartex" xmlns:cx5="http://schemas.microsoft.com/office/drawing/2016/5/11/chartex" xmlns:cx6="http://schemas.microsoft.com/office/drawing/2016/5/12/chartex" xmlns:cx7="http://schemas.microsoft.com/office/drawing/2016/5/13/chartex" xmlns:cx8="http://schemas.microsoft.com/office/drawing/2016/5/14/chartex" xmlns:mc="http://schemas.openxmlformats.org/markup-compatibility/2006" xmlns:aink="http://schemas.microsoft.com/office/drawing/2016/ink" xmlns:am3d="http://schemas.microsoft.com/office/drawing/2017/model3d" xmlns:o="urn:schemas-microsoft-com:office:office" xmlns:oel="http://schemas.microsoft.com/office/2019/extlst" xmlns:r="http://schemas.openxmlformats.org/officeDocument/2006/relationships" xmlns:m="http://schemas.openxmlformats.org/officeDocument/2006/math" xmlns:v="urn:schemas-microsoft-com:vml" xmlns:wp14="http://schemas.microsoft.com/office/word/2010/wordprocessingDrawing" xmlns:wp="http://schemas.openxmlformats.org/drawingml/2006/wordprocessingDrawing" xmlns:w10="urn:schemas-microsoft-com:office:word" xmlns:w="http://schemas.openxmlformats.org/wordprocessingml/2006/main" xmlns:w14="http://schemas.microsoft.com/office/word/2010/wordml" xmlns:w15="http://schemas.microsoft.com/office/word/2012/wordml" xmlns:w16cex="http://schemas.microsoft.com/office/word/2018/wordml/cex" xmlns:w16cid="http://schemas.microsoft.com/office/word/2016/wordml/cid" xmlns:w16="http://schemas.microsoft.com/office/word/2018/wordml" xmlns:w16du="http://schemas.microsoft.com/office/word/2023/wordml/word16du" xmlns:w16sdtdh="http://schemas.microsoft.com/office/word/2020/wordml/sdtdatahash" xmlns:w16sdtfl="http://schemas.microsoft.com/office/word/2024/wordml/sdtformatlock" xmlns:w16se="http://schemas.microsoft.com/office/word/2015/wordml/symex" xmlns:wpg="http://schemas.microsoft.com/office/word/2010/wordprocessingGroup" xmlns:wpi="http://schemas.microsoft.com/office/word/2010/wordprocessingInk" xmlns:wne="http://schemas.microsoft.com/office/word/2006/wordml" xmlns:wps="http://schemas.microsoft.com/office/word/2010/wordprocessingShape" mc:Ignorable="w14 w15 w16se w16cid w16 w16cex w16sdtdh w16sdtfl w16du wp14">
+  <w:docParts>
+    <w:docPart>
+      <w:docPartPr>
+        <w:name w:val="3ED8806B926C41B19F091E7E1E70D04E"/>
+        <w:category>
+          <w:name w:val="General"/>
+          <w:gallery w:val="placeholder"/>
+        </w:category>
+        <w:types>
+          <w:type w:val="bbPlcHdr"/>
+        </w:types>
+        <w:behaviors>
+          <w:behavior w:val="content"/>
+        </w:behaviors>
+        <w:guid w:val="{17FB6C9B-AA3E-4A90-8689-B18187A98BAF}"/>
+      </w:docPartPr>
+      <w:docPartBody>
+        <w:p>
+          <w:pPr>
+            <w:pStyle w:val="3ED8806B926C41B19F091E7E1E70D04E"/>
+          </w:pPr>
+          <w:r>
+            <w:rPr>
+              <w:rStyle w:val="PlaceholderText"/>
+            </w:rPr>
+            <w:t>[Author]</w:t>
+          </w:r>
+        </w:p>
+      </w:docPartBody>
+    </w:docPart>
+  </w:docParts>
+</w:glossaryDocument>
+</file>
+
+<file path=word/glossary/fontTable.xml><?xml version="1.0" encoding="utf-8"?>
+<w:fonts xmlns:mc="http://schemas.openxmlformats.org/markup-compatibility/2006" xmlns:r="http://schemas.openxmlformats.org/officeDocument/2006/relationships" xmlns:w="http://schemas.openxmlformats.org/wordprocessingml/2006/main" xmlns:w14="http://schemas.microsoft.com/office/word/2010/wordml" xmlns:w15="http://schemas.microsoft.com/office/word/2012/wordml" xmlns:w16cex="http://schemas.microsoft.com/office/word/2018/wordml/cex" xmlns:w16cid="http://schemas.microsoft.com/office/word/2016/wordml/cid" xmlns:w16="http://schemas.microsoft.com/office/word/2018/wordml" xmlns:w16du="http://schemas.microsoft.com/office/word/2023/wordml/word16du" xmlns:w16sdtdh="http://schemas.microsoft.com/office/word/2020/wordml/sdtdatahash" xmlns:w16sdtfl="http://schemas.microsoft.com/office/word/2024/wordml/sdtformatlock" xmlns:w16se="http://schemas.microsoft.com/office/word/2015/wordml/symex" mc:Ignorable="w14 w15 w16se w16cid w16 w16cex w16sdtdh w16sdtfl w16du">
+  <w:font w:name="Times New Roman">
+    <w:panose1 w:val="02020603050405020304"/>
+    <w:charset w:val="00"/>
+    <w:family w:val="roman"/>
+    <w:pitch w:val="variable"/>
+    <w:sig w:usb0="E0002EFF" w:usb1="C000785B" w:usb2="00000009" w:usb3="00000000" w:csb0="000001FF" w:csb1="00000000"/>
+  </w:font>
+  <w:font w:name="Georgia">
+    <w:panose1 w:val="02040502050405020303"/>
+    <w:charset w:val="00"/>
+    <w:family w:val="roman"/>
+    <w:pitch w:val="variable"/>
+    <w:sig w:usb0="00000287" w:usb1="00000000" w:usb2="00000000" w:usb3="00000000" w:csb0="0000009F" w:csb1="00000000"/>
+  </w:font>
+  <w:font w:name="Aptos Display">
+    <w:charset w:val="00"/>
+    <w:family w:val="swiss"/>
+    <w:pitch w:val="variable"/>
+    <w:sig w:usb0="20000287" w:usb1="00000003" w:usb2="00000000" w:usb3="00000000" w:csb0="0000019F" w:csb1="00000000"/>
+  </w:font>
+  <w:font w:name="Aptos">
+    <w:charset w:val="00"/>
+    <w:family w:val="swiss"/>
+    <w:pitch w:val="variable"/>
+    <w:sig w:usb0="20000287" w:usb1="00000003" w:usb2="00000000" w:usb3="00000000" w:csb0="0000019F" w:csb1="00000000"/>
+  </w:font>
+</w:fonts>
+</file>
+
+<file path=word/glossary/settings.xml><?xml version="1.0" encoding="utf-8"?>
+<w:settings xmlns:mc="http://schemas.openxmlformats.org/markup-compatibility/2006" xmlns:o="urn:schemas-microsoft-com:office:office" xmlns:r="http://schemas.openxmlformats.org/officeDocument/2006/relationships" xmlns:m="http://schemas.openxmlformats.org/officeDocument/2006/math" xmlns:v="urn:schemas-microsoft-com:vml" xmlns:w10="urn:schemas-microsoft-com:office:word" xmlns:w="http://schemas.openxmlformats.org/wordprocessingml/2006/main" xmlns:w14="http://schemas.microsoft.com/office/word/2010/wordml" xmlns:w15="http://schemas.microsoft.com/office/word/2012/wordml" xmlns:w16cex="http://schemas.microsoft.com/office/word/2018/wordml/cex" xmlns:w16cid="http://schemas.microsoft.com/office/word/2016/wordml/cid" xmlns:w16="http://schemas.microsoft.com/office/word/2018/wordml" xmlns:w16du="http://schemas.microsoft.com/office/word/2023/wordml/word16du" xmlns:w16sdtdh="http://schemas.microsoft.com/office/word/2020/wordml/sdtdatahash" xmlns:w16sdtfl="http://schemas.microsoft.com/office/word/2024/wordml/sdtformatlock" xmlns:w16se="http://schemas.microsoft.com/office/word/2015/wordml/symex" xmlns:sl="http://schemas.openxmlformats.org/schemaLibrary/2006/main" mc:Ignorable="w14 w15 w16se w16cid w16 w16cex w16sdtdh w16sdtfl w16du">
+  <w:view w:val="normal"/>
+  <w:defaultTabStop w:val="720"/>
+  <w:characterSpacingControl w:val="doNotCompress"/>
+  <w:compat>
+    <w:useFELayout/>
+    <w:compatSetting w:name="compatibilityMode" w:uri="http://schemas.microsoft.com/office/word" w:val="15"/>
+    <w:compatSetting w:name="overrideTableStyleFontSizeAndJustification" w:uri="http://schemas.microsoft.com/office/word" w:val="1"/>
+    <w:compatSetting w:name="enableOpenTypeFeatures" w:uri="http://schemas.microsoft.com/office/word" w:val="1"/>
+    <w:compatSetting w:name="doNotFlipMirrorIndents" w:uri="http://schemas.microsoft.com/office/word" w:val="1"/>
+    <w:compatSetting w:name="differentiateMultirowTableHeaders" w:uri="http://schemas.microsoft.com/office/word" w:val="1"/>
+    <w:compatSetting w:name="useWord2013TrackBottomHyphenation" w:uri="http://schemas.microsoft.com/office/word" w:val="0"/>
+  </w:compat>
+  <w:rsids>
+    <w:rsidRoot w:val="00FC5C35"/>
+    <w:rsid w:val="001E128A"/>
+    <w:rsid w:val="003F3BBE"/>
+    <w:rsid w:val="009F120F"/>
+    <w:rsid w:val="00BF1EC2"/>
+    <w:rsid w:val="00D53A01"/>
+    <w:rsid w:val="00E207E2"/>
+    <w:rsid w:val="00F55CA3"/>
+    <w:rsid w:val="00FC5C35"/>
+  </w:rsids>
+  <m:mathPr>
+    <m:mathFont m:val="Cambria Math"/>
+    <m:brkBin m:val="before"/>
+    <m:brkBinSub m:val="--"/>
+    <m:smallFrac m:val="0"/>
+    <m:dispDef/>
+    <m:lMargin m:val="0"/>
+    <m:rMargin m:val="0"/>
+    <m:defJc m:val="centerGroup"/>
+    <m:wrapIndent m:val="1440"/>
+    <m:intLim m:val="subSup"/>
+    <m:naryLim m:val="undOvr"/>
+  </m:mathPr>
+  <w:themeFontLang w:val="en-IN"/>
+  <w:clrSchemeMapping w:bg1="light1" w:t1="dark1" w:bg2="light2" w:t2="dark2" w:accent1="accent1" w:accent2="accent2" w:accent3="accent3" w:accent4="accent4" w:accent5="accent5" w:accent6="accent6" w:hyperlink="hyperlink" w:followedHyperlink="followedHyperlink"/>
+  <w:decimalSymbol w:val="."/>
+  <w:listSeparator w:val=","/>
+  <w15:chartTrackingRefBased/>
+</w:settings>
+</file>
+
+<file path=word/glossary/styles.xml><?xml version="1.0" encoding="utf-8"?>
+<w:styles xmlns:mc="http://schemas.openxmlformats.org/markup-compatibility/2006" xmlns:r="http://schemas.openxmlformats.org/officeDocument/2006/relationships" xmlns:w="http://schemas.openxmlformats.org/wordprocessingml/2006/main" xmlns:w14="http://schemas.microsoft.com/office/word/2010/wordml" xmlns:w15="http://schemas.microsoft.com/office/word/2012/wordml" xmlns:w16cex="http://schemas.microsoft.com/office/word/2018/wordml/cex" xmlns:w16cid="http://schemas.microsoft.com/office/word/2016/wordml/cid" xmlns:w16="http://schemas.microsoft.com/office/word/2018/wordml" xmlns:w16du="http://schemas.microsoft.com/office/word/2023/wordml/word16du" xmlns:w16sdtdh="http://schemas.microsoft.com/office/word/2020/wordml/sdtdatahash" xmlns:w16sdtfl="http://schemas.microsoft.com/office/word/2024/wordml/sdtformatlock" xmlns:w16se="http://schemas.microsoft.com/office/word/2015/wordml/symex" mc:Ignorable="w14 w15 w16se w16cid w16 w16cex w16sdtdh w16sdtfl w16du">
+  <w:docDefaults>
+    <w:rPrDefault>
+      <w:rPr>
+        <w:rFonts w:asciiTheme="minorHAnsi" w:eastAsiaTheme="minorEastAsia" w:hAnsiTheme="minorHAnsi" w:cstheme="minorBidi"/>
+        <w:kern w:val="2"/>
+        <w:sz w:val="24"/>
+        <w:szCs w:val="24"/>
+        <w:lang w:val="en-IN" w:eastAsia="en-IN" w:bidi="ar-SA"/>
+        <w14:ligatures w14:val="standardContextual"/>
+      </w:rPr>
+    </w:rPrDefault>
+    <w:pPrDefault>
+      <w:pPr>
+        <w:spacing w:after="160" w:line="278" w:lineRule="auto"/>
+      </w:pPr>
+    </w:pPrDefault>
+  </w:docDefaults>
+  <w:latentStyles w:defLockedState="0" w:defUIPriority="99" w:defSemiHidden="0" w:defUnhideWhenUsed="0" w:defQFormat="0" w:count="376">
+    <w:lsdException w:name="Normal" w:uiPriority="0" w:qFormat="1"/>
+    <w:lsdException w:name="heading 1" w:uiPriority="9" w:qFormat="1"/>
+    <w:lsdException w:name="heading 2" w:semiHidden="1" w:uiPriority="9" w:unhideWhenUsed="1" w:qFormat="1"/>
+    <w:lsdException w:name="heading 3" w:semiHidden="1" w:uiPriority="9" w:unhideWhenUsed="1" w:qFormat="1"/>
+    <w:lsdException w:name="heading 4" w:semiHidden="1" w:uiPriority="9" w:unhideWhenUsed="1" w:qFormat="1"/>
+    <w:lsdException w:name="heading 5" w:semiHidden="1" w:uiPriority="9" w:unhideWhenUsed="1" w:qFormat="1"/>
+    <w:lsdException w:name="heading 6" w:semiHidden="1" w:uiPriority="9" w:unhideWhenUsed="1" w:qFormat="1"/>
+    <w:lsdException w:name="heading 7" w:semiHidden="1" w:uiPriority="9" w:unhideWhenUsed="1" w:qFormat="1"/>
+    <w:lsdException w:name="heading 8" w:semiHidden="1" w:uiPriority="9" w:unhideWhenUsed="1" w:qFormat="1"/>
+    <w:lsdException w:name="heading 9" w:semiHidden="1" w:uiPriority="9" w:unhideWhenUsed="1" w:qFormat="1"/>
+    <w:lsdException w:name="index 1" w:semiHidden="1" w:unhideWhenUsed="1"/>
+    <w:lsdException w:name="index 2" w:semiHidden="1" w:unhideWhenUsed="1"/>
+    <w:lsdException w:name="index 3" w:semiHidden="1" w:unhideWhenUsed="1"/>
+    <w:lsdException w:name="index 4" w:semiHidden="1" w:unhideWhenUsed="1"/>
+    <w:lsdException w:name="index 5" w:semiHidden="1" w:unhideWhenUsed="1"/>
+    <w:lsdException w:name="index 6" w:semiHidden="1" w:unhideWhenUsed="1"/>
+    <w:lsdException w:name="index 7" w:semiHidden="1" w:unhideWhenUsed="1"/>
+    <w:lsdException w:name="index 8" w:semiHidden="1" w:unhideWhenUsed="1"/>
+    <w:lsdException w:name="index 9" w:semiHidden="1" w:unhideWhenUsed="1"/>
+    <w:lsdException w:name="toc 1" w:semiHidden="1" w:uiPriority="39" w:unhideWhenUsed="1"/>
+    <w:lsdException w:name="toc 2" w:semiHidden="1" w:uiPriority="39" w:unhideWhenUsed="1"/>
+    <w:lsdException w:name="toc 3" w:semiHidden="1" w:uiPriority="39" w:unhideWhenUsed="1"/>
+    <w:lsdException w:name="toc 4" w:semiHidden="1" w:uiPriority="39" w:unhideWhenUsed="1"/>
+    <w:lsdException w:name="toc 5" w:semiHidden="1" w:uiPriority="39" w:unhideWhenUsed="1"/>
+    <w:lsdException w:name="toc 6" w:semiHidden="1" w:uiPriority="39" w:unhideWhenUsed="1"/>
+    <w:lsdException w:name="toc 7" w:semiHidden="1" w:uiPriority="39" w:unhideWhenUsed="1"/>
+    <w:lsdException w:name="toc 8" w:semiHidden="1" w:uiPriority="39" w:unhideWhenUsed="1"/>
+    <w:lsdException w:name="toc 9" w:semiHidden="1" w:uiPriority="39" w:unhideWhenUsed="1"/>
+    <w:lsdException w:name="Normal Indent" w:semiHidden="1" w:unhideWhenUsed="1"/>
+    <w:lsdException w:name="footnote text" w:semiHidden="1" w:unhideWhenUsed="1"/>
+    <w:lsdException w:name="annotation text" w:semiHidden="1" w:unhideWhenUsed="1"/>
+    <w:lsdException w:name="header" w:semiHidden="1" w:unhideWhenUsed="1"/>
+    <w:lsdException w:name="footer" w:semiHidden="1" w:unhideWhenUsed="1"/>
+    <w:lsdException w:name="index heading" w:semiHidden="1" w:unhideWhenUsed="1"/>
+    <w:lsdException w:name="caption" w:semiHidden="1" w:uiPriority="35" w:unhideWhenUsed="1" w:qFormat="1"/>
+    <w:lsdException w:name="table of figures" w:semiHidden="1" w:unhideWhenUsed="1"/>
+    <w:lsdException w:name="envelope address" w:semiHidden="1" w:unhideWhenUsed="1"/>
+    <w:lsdException w:name="envelope return" w:semiHidden="1" w:unhideWhenUsed="1"/>
+    <w:lsdException w:name="footnote reference" w:semiHidden="1" w:unhideWhenUsed="1"/>
+    <w:lsdException w:name="annotation reference" w:semiHidden="1" w:unhideWhenUsed="1"/>
+    <w:lsdException w:name="line number" w:semiHidden="1" w:unhideWhenUsed="1"/>
+    <w:lsdException w:name="page number" w:semiHidden="1" w:unhideWhenUsed="1"/>
+    <w:lsdException w:name="endnote reference" w:semiHidden="1" w:unhideWhenUsed="1"/>
+    <w:lsdException w:name="endnote text" w:semiHidden="1" w:unhideWhenUsed="1"/>
+    <w:lsdException w:name="table of authorities" w:semiHidden="1" w:unhideWhenUsed="1"/>
+    <w:lsdException w:name="macro" w:semiHidden="1" w:unhideWhenUsed="1"/>
+    <w:lsdException w:name="toa heading" w:semiHidden="1" w:unhideWhenUsed="1"/>
+    <w:lsdException w:name="List" w:semiHidden="1" w:unhideWhenUsed="1"/>
+    <w:lsdException w:name="List Bullet" w:semiHidden="1" w:unhideWhenUsed="1"/>
+    <w:lsdException w:name="List Number" w:semiHidden="1" w:unhideWhenUsed="1"/>
+    <w:lsdException w:name="List 2" w:semiHidden="1" w:unhideWhenUsed="1"/>
+    <w:lsdException w:name="List 3" w:semiHidden="1" w:unhideWhenUsed="1"/>
+    <w:lsdException w:name="List 4" w:semiHidden="1" w:unhideWhenUsed="1"/>
+    <w:lsdException w:name="List 5" w:semiHidden="1" w:unhideWhenUsed="1"/>
+    <w:lsdException w:name="List Bullet 2" w:semiHidden="1" w:unhideWhenUsed="1"/>
+    <w:lsdException w:name="List Bullet 3" w:semiHidden="1" w:unhideWhenUsed="1"/>
+    <w:lsdException w:name="List Bullet 4" w:semiHidden="1" w:unhideWhenUsed="1"/>
+    <w:lsdException w:name="List Bullet 5" w:semiHidden="1" w:unhideWhenUsed="1"/>
+    <w:lsdException w:name="List Number 2" w:semiHidden="1" w:unhideWhenUsed="1"/>
+    <w:lsdException w:name="List Number 3" w:semiHidden="1" w:unhideWhenUsed="1"/>
+    <w:lsdException w:name="List Number 4" w:semiHidden="1" w:unhideWhenUsed="1"/>
+    <w:lsdException w:name="List Number 5" w:semiHidden="1" w:unhideWhenUsed="1"/>
+    <w:lsdException w:name="Title" w:uiPriority="10" w:qFormat="1"/>
+    <w:lsdException w:name="Closing" w:semiHidden="1" w:unhideWhenUsed="1"/>
+    <w:lsdException w:name="Signature" w:semiHidden="1" w:unhideWhenUsed="1"/>
+    <w:lsdException w:name="Default Paragraph Font" w:semiHidden="1" w:uiPriority="1" w:unhideWhenUsed="1"/>
+    <w:lsdException w:name="Body Text" w:semiHidden="1" w:unhideWhenUsed="1"/>
+    <w:lsdException w:name="Body Text Indent" w:semiHidden="1" w:unhideWhenUsed="1"/>
+    <w:lsdException w:name="List Continue" w:semiHidden="1" w:unhideWhenUsed="1"/>
+    <w:lsdException w:name="List Continue 2" w:semiHidden="1" w:unhideWhenUsed="1"/>
+    <w:lsdException w:name="List Continue 3" w:semiHidden="1" w:unhideWhenUsed="1"/>
+    <w:lsdException w:name="List Continue 4" w:semiHidden="1" w:unhideWhenUsed="1"/>
+    <w:lsdException w:name="List Continue 5" w:semiHidden="1" w:unhideWhenUsed="1"/>
+    <w:lsdException w:name="Message Header" w:semiHidden="1" w:unhideWhenUsed="1"/>
+    <w:lsdException w:name="Subtitle" w:uiPriority="11" w:qFormat="1"/>
+    <w:lsdException w:name="Salutation" w:semiHidden="1" w:unhideWhenUsed="1"/>
+    <w:lsdException w:name="Date" w:semiHidden="1" w:unhideWhenUsed="1"/>
+    <w:lsdException w:name="Body Text First Indent" w:semiHidden="1" w:unhideWhenUsed="1"/>
+    <w:lsdException w:name="Body Text First Indent 2" w:semiHidden="1" w:unhideWhenUsed="1"/>
+    <w:lsdException w:name="Note Heading" w:semiHidden="1" w:unhideWhenUsed="1"/>
+    <w:lsdException w:name="Body Text 2" w:semiHidden="1" w:unhideWhenUsed="1"/>
+    <w:lsdException w:name="Body Text 3" w:semiHidden="1" w:unhideWhenUsed="1"/>
+    <w:lsdException w:name="Body Text Indent 2" w:semiHidden="1" w:unhideWhenUsed="1"/>
+    <w:lsdException w:name="Body Text Indent 3" w:semiHidden="1" w:unhideWhenUsed="1"/>
+    <w:lsdException w:name="Block Text" w:semiHidden="1" w:unhideWhenUsed="1"/>
+    <w:lsdException w:name="Hyperlink" w:semiHidden="1" w:unhideWhenUsed="1"/>
+    <w:lsdException w:name="FollowedHyperlink" w:semiHidden="1" w:unhideWhenUsed="1"/>
+    <w:lsdException w:name="Strong" w:uiPriority="22" w:qFormat="1"/>
+    <w:lsdException w:name="Emphasis" w:uiPriority="20" w:qFormat="1"/>
+    <w:lsdException w:name="Document Map" w:semiHidden="1" w:unhideWhenUsed="1"/>
+    <w:lsdException w:name="Plain Text" w:semiHidden="1" w:unhideWhenUsed="1"/>
+    <w:lsdException w:name="E-mail Signature" w:semiHidden="1" w:unhideWhenUsed="1"/>
+    <w:lsdException w:name="HTML Top of Form" w:semiHidden="1" w:unhideWhenUsed="1"/>
+    <w:lsdException w:name="HTML Bottom of Form" w:semiHidden="1" w:unhideWhenUsed="1"/>
+    <w:lsdException w:name="Normal (Web)" w:semiHidden="1" w:unhideWhenUsed="1"/>
+    <w:lsdException w:name="HTML Acronym" w:semiHidden="1" w:unhideWhenUsed="1"/>
+    <w:lsdException w:name="HTML Address" w:semiHidden="1" w:unhideWhenUsed="1"/>
+    <w:lsdException w:name="HTML Cite" w:semiHidden="1" w:unhideWhenUsed="1"/>
+    <w:lsdException w:name="HTML Code" w:semiHidden="1" w:unhideWhenUsed="1"/>
+    <w:lsdException w:name="HTML Definition" w:semiHidden="1" w:unhideWhenUsed="1"/>
+    <w:lsdException w:name="HTML Keyboard" w:semiHidden="1" w:unhideWhenUsed="1"/>
+    <w:lsdException w:name="HTML Preformatted" w:semiHidden="1" w:unhideWhenUsed="1"/>
+    <w:lsdException w:name="HTML Sample" w:semiHidden="1" w:unhideWhenUsed="1"/>
+    <w:lsdException w:name="HTML Typewriter" w:semiHidden="1" w:unhideWhenUsed="1"/>
+    <w:lsdException w:name="HTML Variable" w:semiHidden="1" w:unhideWhenUsed="1"/>
+    <w:lsdException w:name="Normal Table" w:semiHidden="1" w:unhideWhenUsed="1"/>
+    <w:lsdException w:name="annotation subject" w:semiHidden="1" w:unhideWhenUsed="1"/>
+    <w:lsdException w:name="No List" w:semiHidden="1" w:unhideWhenUsed="1"/>
+    <w:lsdException w:name="Outline List 1" w:semiHidden="1" w:unhideWhenUsed="1"/>
+    <w:lsdException w:name="Outline List 2" w:semiHidden="1" w:unhideWhenUsed="1"/>
+    <w:lsdException w:name="Outline List 3" w:semiHidden="1" w:unhideWhenUsed="1"/>
+    <w:lsdException w:name="Table Simple 1" w:semiHidden="1" w:unhideWhenUsed="1"/>
+    <w:lsdException w:name="Table Simple 2" w:semiHidden="1" w:unhideWhenUsed="1"/>
+    <w:lsdException w:name="Table Simple 3" w:semiHidden="1" w:unhideWhenUsed="1"/>
+    <w:lsdException w:name="Table Classic 1" w:semiHidden="1" w:unhideWhenUsed="1"/>
+    <w:lsdException w:name="Table Classic 2" w:semiHidden="1" w:unhideWhenUsed="1"/>
+    <w:lsdException w:name="Table Classic 3" w:semiHidden="1" w:unhideWhenUsed="1"/>
+    <w:lsdException w:name="Table Classic 4" w:semiHidden="1" w:unhideWhenUsed="1"/>
+    <w:lsdException w:name="Table Colorful 1" w:semiHidden="1" w:unhideWhenUsed="1"/>
+    <w:lsdException w:name="Table Colorful 2" w:semiHidden="1" w:unhideWhenUsed="1"/>
+    <w:lsdException w:name="Table Colorful 3" w:semiHidden="1" w:unhideWhenUsed="1"/>
+    <w:lsdException w:name="Table Columns 1" w:semiHidden="1" w:unhideWhenUsed="1"/>
+    <w:lsdException w:name="Table Columns 2" w:semiHidden="1" w:unhideWhenUsed="1"/>
+    <w:lsdException w:name="Table Columns 3" w:semiHidden="1" w:unhideWhenUsed="1"/>
+    <w:lsdException w:name="Table Columns 4" w:semiHidden="1" w:unhideWhenUsed="1"/>
+    <w:lsdException w:name="Table Columns 5" w:semiHidden="1" w:unhideWhenUsed="1"/>
+    <w:lsdException w:name="Table Grid 1" w:semiHidden="1" w:unhideWhenUsed="1"/>
+    <w:lsdException w:name="Table Grid 2" w:semiHidden="1" w:unhideWhenUsed="1"/>
+    <w:lsdException w:name="Table Grid 3" w:semiHidden="1" w:unhideWhenUsed="1"/>
+    <w:lsdException w:name="Table Grid 4" w:semiHidden="1" w:unhideWhenUsed="1"/>
+    <w:lsdException w:name="Table Grid 5" w:semiHidden="1" w:unhideWhenUsed="1"/>
+    <w:lsdException w:name="Table Grid 6" w:semiHidden="1" w:unhideWhenUsed="1"/>
+    <w:lsdException w:name="Table Grid 7" w:semiHidden="1" w:unhideWhenUsed="1"/>
+    <w:lsdException w:name="Table Grid 8" w:semiHidden="1" w:unhideWhenUsed="1"/>
+    <w:lsdException w:name="Table List 1" w:semiHidden="1" w:unhideWhenUsed="1"/>
+    <w:lsdException w:name="Table List 2" w:semiHidden="1" w:unhideWhenUsed="1"/>
+    <w:lsdException w:name="Table List 3" w:semiHidden="1" w:unhideWhenUsed="1"/>
+    <w:lsdException w:name="Table List 4" w:semiHidden="1" w:unhideWhenUsed="1"/>
+    <w:lsdException w:name="Table List 5" w:semiHidden="1" w:unhideWhenUsed="1"/>
+    <w:lsdException w:name="Table List 6" w:semiHidden="1" w:unhideWhenUsed="1"/>
+    <w:lsdException w:name="Table List 7" w:semiHidden="1" w:unhideWhenUsed="1"/>
+    <w:lsdException w:name="Table List 8" w:semiHidden="1" w:unhideWhenUsed="1"/>
+    <w:lsdException w:name="Table 3D effects 1" w:semiHidden="1" w:unhideWhenUsed="1"/>
+    <w:lsdException w:name="Table 3D effects 2" w:semiHidden="1" w:unhideWhenUsed="1"/>
+    <w:lsdException w:name="Table 3D effects 3" w:semiHidden="1" w:unhideWhenUsed="1"/>
+    <w:lsdException w:name="Table Contemporary" w:semiHidden="1" w:unhideWhenUsed="1"/>
+    <w:lsdException w:name="Table Elegant" w:semiHidden="1" w:unhideWhenUsed="1"/>
+    <w:lsdException w:name="Table Professional" w:semiHidden="1" w:unhideWhenUsed="1"/>
+    <w:lsdException w:name="Table Subtle 1" w:semiHidden="1" w:unhideWhenUsed="1"/>
+    <w:lsdException w:name="Table Subtle 2" w:semiHidden="1" w:unhideWhenUsed="1"/>
+    <w:lsdException w:name="Table Web 1" w:semiHidden="1" w:unhideWhenUsed="1"/>
+    <w:lsdException w:name="Table Web 2" w:semiHidden="1" w:unhideWhenUsed="1"/>
+    <w:lsdException w:name="Table Web 3" w:semiHidden="1" w:unhideWhenUsed="1"/>
+    <w:lsdException w:name="Balloon Text" w:semiHidden="1" w:unhideWhenUsed="1"/>
+    <w:lsdException w:name="Table Grid" w:uiPriority="39"/>
+    <w:lsdException w:name="Table Theme" w:semiHidden="1" w:unhideWhenUsed="1"/>
+    <w:lsdException w:name="Placeholder Text" w:semiHidden="1"/>
+    <w:lsdException w:name="No Spacing" w:uiPriority="1" w:qFormat="1"/>
+    <w:lsdException w:name="Light Shading" w:uiPriority="60"/>
+    <w:lsdException w:name="Light List" w:uiPriority="61"/>
+    <w:lsdException w:name="Light Grid" w:uiPriority="62"/>
+    <w:lsdException w:name="Medium Shading 1" w:uiPriority="63"/>
+    <w:lsdException w:name="Medium Shading 2" w:uiPriority="64"/>
+    <w:lsdException w:name="Medium List 1" w:uiPriority="65"/>
+    <w:lsdException w:name="Medium List 2" w:uiPriority="66"/>
+    <w:lsdException w:name="Medium Grid 1" w:uiPriority="67"/>
+    <w:lsdException w:name="Medium Grid 2" w:uiPriority="68"/>
+    <w:lsdException w:name="Medium Grid 3" w:uiPriority="69"/>
+    <w:lsdException w:name="Dark List" w:uiPriority="70"/>
+    <w:lsdException w:name="Colorful Shading" w:uiPriority="71"/>
+    <w:lsdException w:name="Colorful List" w:uiPriority="72"/>
+    <w:lsdException w:name="Colorful Grid" w:uiPriority="73"/>
+    <w:lsdException w:name="Light Shading Accent 1" w:uiPriority="60"/>
+    <w:lsdException w:name="Light List Accent 1" w:uiPriority="61"/>
+    <w:lsdException w:name="Light Grid Accent 1" w:uiPriority="62"/>
+    <w:lsdException w:name="Medium Shading 1 Accent 1" w:uiPriority="63"/>
+    <w:lsdException w:name="Medium Shading 2 Accent 1" w:uiPriority="64"/>
+    <w:lsdException w:name="Medium List 1 Accent 1" w:uiPriority="65"/>
+    <w:lsdException w:name="Revision" w:semiHidden="1"/>
+    <w:lsdException w:name="List Paragraph" w:uiPriority="34" w:qFormat="1"/>
+    <w:lsdException w:name="Quote" w:uiPriority="29" w:qFormat="1"/>
+    <w:lsdException w:name="Intense Quote" w:uiPriority="30" w:qFormat="1"/>
+    <w:lsdException w:name="Medium List 2 Accent 1" w:uiPriority="66"/>
+    <w:lsdException w:name="Medium Grid 1 Accent 1" w:uiPriority="67"/>
+    <w:lsdException w:name="Medium Grid 2 Accent 1" w:uiPriority="68"/>
+    <w:lsdException w:name="Medium Grid 3 Accent 1" w:uiPriority="69"/>
+    <w:lsdException w:name="Dark List Accent 1" w:uiPriority="70"/>
+    <w:lsdException w:name="Colorful Shading Accent 1" w:uiPriority="71"/>
+    <w:lsdException w:name="Colorful List Accent 1" w:uiPriority="72"/>
+    <w:lsdException w:name="Colorful Grid Accent 1" w:uiPriority="73"/>
+    <w:lsdException w:name="Light Shading Accent 2" w:uiPriority="60"/>
+    <w:lsdException w:name="Light List Accent 2" w:uiPriority="61"/>
+    <w:lsdException w:name="Light Grid Accent 2" w:uiPriority="62"/>
+    <w:lsdException w:name="Medium Shading 1 Accent 2" w:uiPriority="63"/>
+    <w:lsdException w:name="Medium Shading 2 Accent 2" w:uiPriority="64"/>
+    <w:lsdException w:name="Medium List 1 Accent 2" w:uiPriority="65"/>
+    <w:lsdException w:name="Medium List 2 Accent 2" w:uiPriority="66"/>
+    <w:lsdException w:name="Medium Grid 1 Accent 2" w:uiPriority="67"/>
+    <w:lsdException w:name="Medium Grid 2 Accent 2" w:uiPriority="68"/>
+    <w:lsdException w:name="Medium Grid 3 Accent 2" w:uiPriority="69"/>
+    <w:lsdException w:name="Dark List Accent 2" w:uiPriority="70"/>
+    <w:lsdException w:name="Colorful Shading Accent 2" w:uiPriority="71"/>
+    <w:lsdException w:name="Colorful List Accent 2" w:uiPriority="72"/>
+    <w:lsdException w:name="Colorful Grid Accent 2" w:uiPriority="73"/>
+    <w:lsdException w:name="Light Shading Accent 3" w:uiPriority="60"/>
+    <w:lsdException w:name="Light List Accent 3" w:uiPriority="61"/>
+    <w:lsdException w:name="Light Grid Accent 3" w:uiPriority="62"/>
+    <w:lsdException w:name="Medium Shading 1 Accent 3" w:uiPriority="63"/>
+    <w:lsdException w:name="Medium Shading 2 Accent 3" w:uiPriority="64"/>
+    <w:lsdException w:name="Medium List 1 Accent 3" w:uiPriority="65"/>
+    <w:lsdException w:name="Medium List 2 Accent 3" w:uiPriority="66"/>
+    <w:lsdException w:name="Medium Grid 1 Accent 3" w:uiPriority="67"/>
+    <w:lsdException w:name="Medium Grid 2 Accent 3" w:uiPriority="68"/>
+    <w:lsdException w:name="Medium Grid 3 Accent 3" w:uiPriority="69"/>
+    <w:lsdException w:name="Dark List Accent 3" w:uiPriority="70"/>
+    <w:lsdException w:name="Colorful Shading Accent 3" w:uiPriority="71"/>
+    <w:lsdException w:name="Colorful List Accent 3" w:uiPriority="72"/>
+    <w:lsdException w:name="Colorful Grid Accent 3" w:uiPriority="73"/>
+    <w:lsdException w:name="Light Shading Accent 4" w:uiPriority="60"/>
+    <w:lsdException w:name="Light List Accent 4" w:uiPriority="61"/>
+    <w:lsdException w:name="Light Grid Accent 4" w:uiPriority="62"/>
+    <w:lsdException w:name="Medium Shading 1 Accent 4" w:uiPriority="63"/>
+    <w:lsdException w:name="Medium Shading 2 Accent 4" w:uiPriority="64"/>
+    <w:lsdException w:name="Medium List 1 Accent 4" w:uiPriority="65"/>
+    <w:lsdException w:name="Medium List 2 Accent 4" w:uiPriority="66"/>
+    <w:lsdException w:name="Medium Grid 1 Accent 4" w:uiPriority="67"/>
+    <w:lsdException w:name="Medium Grid 2 Accent 4" w:uiPriority="68"/>
+    <w:lsdException w:name="Medium Grid 3 Accent 4" w:uiPriority="69"/>
+    <w:lsdException w:name="Dark List Accent 4" w:uiPriority="70"/>
+    <w:lsdException w:name="Colorful Shading Accent 4" w:uiPriority="71"/>
+    <w:lsdException w:name="Colorful List Accent 4" w:uiPriority="72"/>
+    <w:lsdException w:name="Colorful Grid Accent 4" w:uiPriority="73"/>
+    <w:lsdException w:name="Light Shading Accent 5" w:uiPriority="60"/>
+    <w:lsdException w:name="Light List Accent 5" w:uiPriority="61"/>
+    <w:lsdException w:name="Light Grid Accent 5" w:uiPriority="62"/>
+    <w:lsdException w:name="Medium Shading 1 Accent 5" w:uiPriority="63"/>
+    <w:lsdException w:name="Medium Shading 2 Accent 5" w:uiPriority="64"/>
+    <w:lsdException w:name="Medium List 1 Accent 5" w:uiPriority="65"/>
+    <w:lsdException w:name="Medium List 2 Accent 5" w:uiPriority="66"/>
+    <w:lsdException w:name="Medium Grid 1 Accent 5" w:uiPriority="67"/>
+    <w:lsdException w:name="Medium Grid 2 Accent 5" w:uiPriority="68"/>
+    <w:lsdException w:name="Medium Grid 3 Accent 5" w:uiPriority="69"/>
+    <w:lsdException w:name="Dark List Accent 5" w:uiPriority="70"/>
+    <w:lsdException w:name="Colorful Shading Accent 5" w:uiPriority="71"/>
+    <w:lsdException w:name="Colorful List Accent 5" w:uiPriority="72"/>
+    <w:lsdException w:name="Colorful Grid Accent 5" w:uiPriority="73"/>
+    <w:lsdException w:name="Light Shading Accent 6" w:uiPriority="60"/>
+    <w:lsdException w:name="Light List Accent 6" w:uiPriority="61"/>
+    <w:lsdException w:name="Light Grid Accent 6" w:uiPriority="62"/>
+    <w:lsdException w:name="Medium Shading 1 Accent 6" w:uiPriority="63"/>
+    <w:lsdException w:name="Medium Shading 2 Accent 6" w:uiPriority="64"/>
+    <w:lsdException w:name="Medium List 1 Accent 6" w:uiPriority="65"/>
+    <w:lsdException w:name="Medium List 2 Accent 6" w:uiPriority="66"/>
+    <w:lsdException w:name="Medium Grid 1 Accent 6" w:uiPriority="67"/>
+    <w:lsdException w:name="Medium Grid 2 Accent 6" w:uiPriority="68"/>
+    <w:lsdException w:name="Medium Grid 3 Accent 6" w:uiPriority="69"/>
+    <w:lsdException w:name="Dark List Accent 6" w:uiPriority="70"/>
+    <w:lsdException w:name="Colorful Shading Accent 6" w:uiPriority="71"/>
+    <w:lsdException w:name="Colorful List Accent 6" w:uiPriority="72"/>
+    <w:lsdException w:name="Colorful Grid Accent 6" w:uiPriority="73"/>
+    <w:lsdException w:name="Subtle Emphasis" w:uiPriority="19" w:qFormat="1"/>
+    <w:lsdException w:name="Intense Emphasis" w:uiPriority="21" w:qFormat="1"/>
+    <w:lsdException w:name="Subtle Reference" w:uiPriority="31" w:qFormat="1"/>
+    <w:lsdException w:name="Intense Reference" w:uiPriority="32" w:qFormat="1"/>
+    <w:lsdException w:name="Book Title" w:uiPriority="33" w:qFormat="1"/>
+    <w:lsdException w:name="Bibliography" w:semiHidden="1" w:uiPriority="37" w:unhideWhenUsed="1"/>
+    <w:lsdException w:name="TOC Heading" w:semiHidden="1" w:uiPriority="39" w:unhideWhenUsed="1" w:qFormat="1"/>
+    <w:lsdException w:name="Plain Table 1" w:uiPriority="41"/>
+    <w:lsdException w:name="Plain Table 2" w:uiPriority="42"/>
+    <w:lsdException w:name="Plain Table 3" w:uiPriority="43"/>
+    <w:lsdException w:name="Plain Table 4" w:uiPriority="44"/>
+    <w:lsdException w:name="Plain Table 5" w:uiPriority="45"/>
+    <w:lsdException w:name="Grid Table Light" w:uiPriority="40"/>
+    <w:lsdException w:name="Grid Table 1 Light" w:uiPriority="46"/>
+    <w:lsdException w:name="Grid Table 2" w:uiPriority="47"/>
+    <w:lsdException w:name="Grid Table 3" w:uiPriority="48"/>
+    <w:lsdException w:name="Grid Table 4" w:uiPriority="49"/>
+    <w:lsdException w:name="Grid Table 5 Dark" w:uiPriority="50"/>
+    <w:lsdException w:name="Grid Table 6 Colorful" w:uiPriority="51"/>
+    <w:lsdException w:name="Grid Table 7 Colorful" w:uiPriority="52"/>
+    <w:lsdException w:name="Grid Table 1 Light Accent 1" w:uiPriority="46"/>
+    <w:lsdException w:name="Grid Table 2 Accent 1" w:uiPriority="47"/>
+    <w:lsdException w:name="Grid Table 3 Accent 1" w:uiPriority="48"/>
+    <w:lsdException w:name="Grid Table 4 Accent 1" w:uiPriority="49"/>
+    <w:lsdException w:name="Grid Table 5 Dark Accent 1" w:uiPriority="50"/>
+    <w:lsdException w:name="Grid Table 6 Colorful Accent 1" w:uiPriority="51"/>
+    <w:lsdException w:name="Grid Table 7 Colorful Accent 1" w:uiPriority="52"/>
+    <w:lsdException w:name="Grid Table 1 Light Accent 2" w:uiPriority="46"/>
+    <w:lsdException w:name="Grid Table 2 Accent 2" w:uiPriority="47"/>
+    <w:lsdException w:name="Grid Table 3 Accent 2" w:uiPriority="48"/>
+    <w:lsdException w:name="Grid Table 4 Accent 2" w:uiPriority="49"/>
+    <w:lsdException w:name="Grid Table 5 Dark Accent 2" w:uiPriority="50"/>
+    <w:lsdException w:name="Grid Table 6 Colorful Accent 2" w:uiPriority="51"/>
+    <w:lsdException w:name="Grid Table 7 Colorful Accent 2" w:uiPriority="52"/>
+    <w:lsdException w:name="Grid Table 1 Light Accent 3" w:uiPriority="46"/>
+    <w:lsdException w:name="Grid Table 2 Accent 3" w:uiPriority="47"/>
+    <w:lsdException w:name="Grid Table 3 Accent 3" w:uiPriority="48"/>
+    <w:lsdException w:name="Grid Table 4 Accent 3" w:uiPriority="49"/>
+    <w:lsdException w:name="Grid Table 5 Dark Accent 3" w:uiPriority="50"/>
+    <w:lsdException w:name="Grid Table 6 Colorful Accent 3" w:uiPriority="51"/>
+    <w:lsdException w:name="Grid Table 7 Colorful Accent 3" w:uiPriority="52"/>
+    <w:lsdException w:name="Grid Table 1 Light Accent 4" w:uiPriority="46"/>
+    <w:lsdException w:name="Grid Table 2 Accent 4" w:uiPriority="47"/>
+    <w:lsdException w:name="Grid Table 3 Accent 4" w:uiPriority="48"/>
+    <w:lsdException w:name="Grid Table 4 Accent 4" w:uiPriority="49"/>
+    <w:lsdException w:name="Grid Table 5 Dark Accent 4" w:uiPriority="50"/>
+    <w:lsdException w:name="Grid Table 6 Colorful Accent 4" w:uiPriority="51"/>
+    <w:lsdException w:name="Grid Table 7 Colorful Accent 4" w:uiPriority="52"/>
+    <w:lsdException w:name="Grid Table 1 Light Accent 5" w:uiPriority="46"/>
+    <w:lsdException w:name="Grid Table 2 Accent 5" w:uiPriority="47"/>
+    <w:lsdException w:name="Grid Table 3 Accent 5" w:uiPriority="48"/>
+    <w:lsdException w:name="Grid Table 4 Accent 5" w:uiPriority="49"/>
+    <w:lsdException w:name="Grid Table 5 Dark Accent 5" w:uiPriority="50"/>
+    <w:lsdException w:name="Grid Table 6 Colorful Accent 5" w:uiPriority="51"/>
+    <w:lsdException w:name="Grid Table 7 Colorful Accent 5" w:uiPriority="52"/>
+    <w:lsdException w:name="Grid Table 1 Light Accent 6" w:uiPriority="46"/>
+    <w:lsdException w:name="Grid Table 2 Accent 6" w:uiPriority="47"/>
+    <w:lsdException w:name="Grid Table 3 Accent 6" w:uiPriority="48"/>
+    <w:lsdException w:name="Grid Table 4 Accent 6" w:uiPriority="49"/>
+    <w:lsdException w:name="Grid Table 5 Dark Accent 6" w:uiPriority="50"/>
+    <w:lsdException w:name="Grid Table 6 Colorful Accent 6" w:uiPriority="51"/>
+    <w:lsdException w:name="Grid Table 7 Colorful Accent 6" w:uiPriority="52"/>
+    <w:lsdException w:name="List Table 1 Light" w:uiPriority="46"/>
+    <w:lsdException w:name="List Table 2" w:uiPriority="47"/>
+    <w:lsdException w:name="List Table 3" w:uiPriority="48"/>
+    <w:lsdException w:name="List Table 4" w:uiPriority="49"/>
+    <w:lsdException w:name="List Table 5 Dark" w:uiPriority="50"/>
+    <w:lsdException w:name="List Table 6 Colorful" w:uiPriority="51"/>
+    <w:lsdException w:name="List Table 7 Colorful" w:uiPriority="52"/>
+    <w:lsdException w:name="List Table 1 Light Accent 1" w:uiPriority="46"/>
+    <w:lsdException w:name="List Table 2 Accent 1" w:uiPriority="47"/>
+    <w:lsdException w:name="List Table 3 Accent 1" w:uiPriority="48"/>
+    <w:lsdException w:name="List Table 4 Accent 1" w:uiPriority="49"/>
+    <w:lsdException w:name="List Table 5 Dark Accent 1" w:uiPriority="50"/>
+    <w:lsdException w:name="List Table 6 Colorful Accent 1" w:uiPriority="51"/>
+    <w:lsdException w:name="List Table 7 Colorful Accent 1" w:uiPriority="52"/>
+    <w:lsdException w:name="List Table 1 Light Accent 2" w:uiPriority="46"/>
+    <w:lsdException w:name="List Table 2 Accent 2" w:uiPriority="47"/>
+    <w:lsdException w:name="List Table 3 Accent 2" w:uiPriority="48"/>
+    <w:lsdException w:name="List Table 4 Accent 2" w:uiPriority="49"/>
+    <w:lsdException w:name="List Table 5 Dark Accent 2" w:uiPriority="50"/>
+    <w:lsdException w:name="List Table 6 Colorful Accent 2" w:uiPriority="51"/>
+    <w:lsdException w:name="List Table 7 Colorful Accent 2" w:uiPriority="52"/>
+    <w:lsdException w:name="List Table 1 Light Accent 3" w:uiPriority="46"/>
+    <w:lsdException w:name="List Table 2 Accent 3" w:uiPriority="47"/>
+    <w:lsdException w:name="List Table 3 Accent 3" w:uiPriority="48"/>
+    <w:lsdException w:name="List Table 4 Accent 3" w:uiPriority="49"/>
+    <w:lsdException w:name="List Table 5 Dark Accent 3" w:uiPriority="50"/>
+    <w:lsdException w:name="List Table 6 Colorful Accent 3" w:uiPriority="51"/>
+    <w:lsdException w:name="List Table 7 Colorful Accent 3" w:uiPriority="52"/>
+    <w:lsdException w:name="List Table 1 Light Accent 4" w:uiPriority="46"/>
+    <w:lsdException w:name="List Table 2 Accent 4" w:uiPriority="47"/>
+    <w:lsdException w:name="List Table 3 Accent 4" w:uiPriority="48"/>
+    <w:lsdException w:name="List Table 4 Accent 4" w:uiPriority="49"/>
+    <w:lsdException w:name="List Table 5 Dark Accent 4" w:uiPriority="50"/>
+    <w:lsdException w:name="List Table 6 Colorful Accent 4" w:uiPriority="51"/>
+    <w:lsdException w:name="List Table 7 Colorful Accent 4" w:uiPriority="52"/>
+    <w:lsdException w:name="List Table 1 Light Accent 5" w:uiPriority="46"/>
+    <w:lsdException w:name="List Table 2 Accent 5" w:uiPriority="47"/>
+    <w:lsdException w:name="List Table 3 Accent 5" w:uiPriority="48"/>
+    <w:lsdException w:name="List Table 4 Accent 5" w:uiPriority="49"/>
+    <w:lsdException w:name="List Table 5 Dark Accent 5" w:uiPriority="50"/>
+    <w:lsdException w:name="List Table 6 Colorful Accent 5" w:uiPriority="51"/>
+    <w:lsdException w:name="List Table 7 Colorful Accent 5" w:uiPriority="52"/>
+    <w:lsdException w:name="List Table 1 Light Accent 6" w:uiPriority="46"/>
+    <w:lsdException w:name="List Table 2 Accent 6" w:uiPriority="47"/>
+    <w:lsdException w:name="List Table 3 Accent 6" w:uiPriority="48"/>
+    <w:lsdException w:name="List Table 4 Accent 6" w:uiPriority="49"/>
+    <w:lsdException w:name="List Table 5 Dark Accent 6" w:uiPriority="50"/>
+    <w:lsdException w:name="List Table 6 Colorful Accent 6" w:uiPriority="51"/>
+    <w:lsdException w:name="List Table 7 Colorful Accent 6" w:uiPriority="52"/>
+    <w:lsdException w:name="Mention" w:semiHidden="1" w:unhideWhenUsed="1"/>
+    <w:lsdException w:name="Smart Hyperlink" w:semiHidden="1" w:unhideWhenUsed="1"/>
+    <w:lsdException w:name="Hashtag" w:semiHidden="1" w:unhideWhenUsed="1"/>
+    <w:lsdException w:name="Unresolved Mention" w:semiHidden="1" w:unhideWhenUsed="1"/>
+    <w:lsdException w:name="Smart Link" w:semiHidden="1" w:unhideWhenUsed="1"/>
+  </w:latentStyles>
+  <w:style w:type="paragraph" w:default="1" w:styleId="Normal">
+    <w:name w:val="Normal"/>
+    <w:qFormat/>
+  </w:style>
+  <w:style w:type="character" w:default="1" w:styleId="DefaultParagraphFont">
+    <w:name w:val="Default Paragraph Font"/>
+    <w:uiPriority w:val="1"/>
+    <w:semiHidden/>
+    <w:unhideWhenUsed/>
+  </w:style>
+  <w:style w:type="table" w:default="1" w:styleId="TableNormal">
+    <w:name w:val="Normal Table"/>
+    <w:uiPriority w:val="99"/>
+    <w:semiHidden/>
+    <w:unhideWhenUsed/>
+    <w:tblPr>
+      <w:tblInd w:w="0" w:type="dxa"/>
+      <w:tblCellMar>
+        <w:top w:w="0" w:type="dxa"/>
+        <w:left w:w="108" w:type="dxa"/>
+        <w:bottom w:w="0" w:type="dxa"/>
+        <w:right w:w="108" w:type="dxa"/>
+      </w:tblCellMar>
+    </w:tblPr>
+  </w:style>
+  <w:style w:type="numbering" w:default="1" w:styleId="NoList">
+    <w:name w:val="No List"/>
+    <w:uiPriority w:val="99"/>
+    <w:semiHidden/>
+    <w:unhideWhenUsed/>
+  </w:style>
+  <w:style w:type="character" w:styleId="PlaceholderText">
+    <w:name w:val="Placeholder Text"/>
+    <w:basedOn w:val="DefaultParagraphFont"/>
+    <w:uiPriority w:val="99"/>
+    <w:semiHidden/>
+    <w:rsid w:val="00FC5C35"/>
+    <w:rPr>
+      <w:color w:val="808080"/>
+    </w:rPr>
+  </w:style>
+  <w:style w:type="paragraph" w:customStyle="1" w:styleId="3ED8806B926C41B19F091E7E1E70D04E">
+    <w:name w:val="3ED8806B926C41B19F091E7E1E70D04E"/>
+    <w:rsid w:val="00FC5C35"/>
+  </w:style>
+</w:styles>
+</file>
+
+<file path=word/glossary/webSettings.xml><?xml version="1.0" encoding="utf-8"?>
+<w:webSettings xmlns:mc="http://schemas.openxmlformats.org/markup-compatibility/2006" xmlns:r="http://schemas.openxmlformats.org/officeDocument/2006/relationships" xmlns:w="http://schemas.openxmlformats.org/wordprocessingml/2006/main" xmlns:w14="http://schemas.microsoft.com/office/word/2010/wordml" xmlns:w15="http://schemas.microsoft.com/office/word/2012/wordml" xmlns:w16cex="http://schemas.microsoft.com/office/word/2018/wordml/cex" xmlns:w16cid="http://schemas.microsoft.com/office/word/2016/wordml/cid" xmlns:w16="http://schemas.microsoft.com/office/word/2018/wordml" xmlns:w16du="http://schemas.microsoft.com/office/word/2023/wordml/word16du" xmlns:w16sdtdh="http://schemas.microsoft.com/office/word/2020/wordml/sdtdatahash" xmlns:w16sdtfl="http://schemas.microsoft.com/office/word/2024/wordml/sdtformatlock" xmlns:w16se="http://schemas.microsoft.com/office/word/2015/wordml/symex" mc:Ignorable="w14 w15 w16se w16cid w16 w16cex w16sdtdh w16sdtfl w16du">
+  <w:optimizeForBrowser/>
+  <w:allowPNG/>
+</w:webSettings>
 </file>
 
 <file path=word/theme/theme1.xml><?xml version="1.0" encoding="utf-8"?>

--- a/Doumentation/Team Agremment/Team-Working-Agreement.docx
+++ b/Doumentation/Team Agremment/Team-Working-Agreement.docx
@@ -598,8 +598,6 @@
           <w:bottom w:val="single" w:sz="6" w:space="4" w:color="1F3B73"/>
         </w:pBdr>
         <w:spacing w:before="300" w:after="150"/>
-      </w:pPr>
-      <w:r>
         <w:rPr>
           <w:b/>
           <w:bCs/>
@@ -607,7 +605,16 @@
           <w:sz w:val="28"/>
           <w:szCs w:val="28"/>
         </w:rPr>
-        <w:t>Team Principles</w:t>
+      </w:pPr>
+      <w:r>
+        <w:rPr>
+          <w:b/>
+          <w:bCs/>
+          <w:color w:val="1F3B73"/>
+          <w:sz w:val="28"/>
+          <w:szCs w:val="28"/>
+        </w:rPr>
+        <w:t>1. Communication &amp; Collaboration</w:t>
       </w:r>
     </w:p>
     <w:p>
@@ -620,7 +627,14 @@
         <w:spacing w:after="80"/>
       </w:pPr>
       <w:r>
-        <w:t>Respectful, timely, and transparent communication</w:t>
+        <w:rPr>
+          <w:b/>
+          <w:bCs/>
+        </w:rPr>
+        <w:t>Communication Channels:</w:t>
+      </w:r>
+      <w:r>
+        <w:t xml:space="preserve"> Use Zoom for meetings and technical discussions, WhatsApp for quick updates, GitHub for code, and GitHub Wiki for documentation.</w:t>
       </w:r>
     </w:p>
     <w:p>
@@ -633,7 +647,14 @@
         <w:spacing w:after="80"/>
       </w:pPr>
       <w:r>
-        <w:t>Clear ownership with cross-component collaboration</w:t>
+        <w:rPr>
+          <w:b/>
+          <w:bCs/>
+        </w:rPr>
+        <w:t>Respect</w:t>
+      </w:r>
+      <w:r>
+        <w:t>: Respect everyone's opinions. Discuss major changes with the team before making them.</w:t>
       </w:r>
     </w:p>
     <w:p>
@@ -646,7 +667,40 @@
         <w:spacing w:after="80"/>
       </w:pPr>
       <w:r>
-        <w:t>Balanced workload and early escalation of blockers</w:t>
+        <w:rPr>
+          <w:b/>
+          <w:bCs/>
+        </w:rPr>
+        <w:t>Conflict Resolution:</w:t>
+      </w:r>
+      <w:r>
+        <w:t xml:space="preserve"> Discuss different solutions, share research, and vote to make the final decision.</w:t>
+      </w:r>
+    </w:p>
+    <w:p>
+      <w:pPr>
+        <w:pStyle w:val="Heading1"/>
+        <w:pBdr>
+          <w:bottom w:val="single" w:sz="6" w:space="4" w:color="1F3B73"/>
+        </w:pBdr>
+        <w:spacing w:before="300" w:after="150"/>
+        <w:rPr>
+          <w:b/>
+          <w:bCs/>
+          <w:color w:val="1F3B73"/>
+          <w:sz w:val="28"/>
+          <w:szCs w:val="28"/>
+        </w:rPr>
+      </w:pPr>
+      <w:r>
+        <w:rPr>
+          <w:b/>
+          <w:bCs/>
+          <w:color w:val="1F3B73"/>
+          <w:sz w:val="28"/>
+          <w:szCs w:val="28"/>
+        </w:rPr>
+        <w:t>2. Meeting Schedule</w:t>
       </w:r>
     </w:p>
     <w:p>
@@ -659,15 +713,14 @@
         <w:spacing w:after="80"/>
       </w:pPr>
       <w:r>
-        <w:t xml:space="preserve">Use GitHub issues, </w:t>
-      </w:r>
-      <w:proofErr w:type="gramStart"/>
-      <w:r>
-        <w:t>branches</w:t>
-      </w:r>
-      <w:proofErr w:type="gramEnd"/>
-      <w:r>
-        <w:t>, and pull requests</w:t>
+        <w:rPr>
+          <w:b/>
+          <w:bCs/>
+        </w:rPr>
+        <w:t>Meetings</w:t>
+      </w:r>
+      <w:r>
+        <w:t>: Meet twice a week.</w:t>
       </w:r>
     </w:p>
     <w:p>
@@ -680,7 +733,14 @@
         <w:spacing w:after="80"/>
       </w:pPr>
       <w:r>
-        <w:t>Attend Scrum ceremonies and give honest status updates</w:t>
+        <w:rPr>
+          <w:b/>
+          <w:bCs/>
+        </w:rPr>
+        <w:t>Agenda</w:t>
+      </w:r>
+      <w:r>
+        <w:t>: Prepare an agenda before each meeting.</w:t>
       </w:r>
     </w:p>
     <w:p>
@@ -693,7 +753,14 @@
         <w:spacing w:after="80"/>
       </w:pPr>
       <w:r>
-        <w:t>Document technical decisions and important changes</w:t>
+        <w:rPr>
+          <w:b/>
+          <w:bCs/>
+        </w:rPr>
+        <w:t>Absences</w:t>
+      </w:r>
+      <w:r>
+        <w:t>: Inform the team in advance. Meetings may be recorded for absent members.</w:t>
       </w:r>
     </w:p>
     <w:p>
@@ -706,8 +773,229 @@
         <w:spacing w:after="80"/>
       </w:pPr>
       <w:r>
-        <w:t>Integrate frequently rather than waiting until sprint end</w:t>
-      </w:r>
+        <w:rPr>
+          <w:b/>
+          <w:bCs/>
+        </w:rPr>
+        <w:t>Sprints</w:t>
+      </w:r>
+      <w:r>
+        <w:t>: Plan the next sprint after the current one ends. Hold a retrospective meeting at the end of each sprint.</w:t>
+      </w:r>
+    </w:p>
+    <w:p>
+      <w:pPr>
+        <w:pStyle w:val="Heading1"/>
+        <w:pBdr>
+          <w:bottom w:val="single" w:sz="6" w:space="4" w:color="1F3B73"/>
+        </w:pBdr>
+        <w:spacing w:before="300" w:after="150"/>
+        <w:rPr>
+          <w:b/>
+          <w:bCs/>
+          <w:color w:val="1F3B73"/>
+          <w:sz w:val="28"/>
+          <w:szCs w:val="28"/>
+        </w:rPr>
+      </w:pPr>
+      <w:r>
+        <w:rPr>
+          <w:b/>
+          <w:bCs/>
+          <w:color w:val="1F3B73"/>
+          <w:sz w:val="28"/>
+          <w:szCs w:val="28"/>
+        </w:rPr>
+        <w:t>3. Teamwork &amp; Responsibilities</w:t>
+      </w:r>
+    </w:p>
+    <w:p>
+      <w:pPr>
+        <w:pStyle w:val="ListParagraph"/>
+        <w:numPr>
+          <w:ilvl w:val="0"/>
+          <w:numId w:val="1"/>
+        </w:numPr>
+        <w:spacing w:after="80"/>
+      </w:pPr>
+      <w:r>
+        <w:rPr>
+          <w:b/>
+          <w:bCs/>
+        </w:rPr>
+        <w:t>Workload</w:t>
+      </w:r>
+      <w:r>
+        <w:t>: Divide tasks fairly and break large tasks into smaller parts.</w:t>
+      </w:r>
+    </w:p>
+    <w:p>
+      <w:pPr>
+        <w:pStyle w:val="ListParagraph"/>
+        <w:numPr>
+          <w:ilvl w:val="0"/>
+          <w:numId w:val="1"/>
+        </w:numPr>
+        <w:spacing w:after="80"/>
+      </w:pPr>
+      <w:r>
+        <w:rPr>
+          <w:b/>
+          <w:bCs/>
+        </w:rPr>
+        <w:t>Blockers</w:t>
+      </w:r>
+      <w:r>
+        <w:t>: Try to solve problems independently and share what you have tried before asking for help.</w:t>
+      </w:r>
+    </w:p>
+    <w:p>
+      <w:pPr>
+        <w:pStyle w:val="ListParagraph"/>
+        <w:numPr>
+          <w:ilvl w:val="0"/>
+          <w:numId w:val="1"/>
+        </w:numPr>
+        <w:spacing w:after="80"/>
+      </w:pPr>
+      <w:r>
+        <w:rPr>
+          <w:b/>
+          <w:bCs/>
+        </w:rPr>
+        <w:t>Accountability</w:t>
+      </w:r>
+      <w:r>
+        <w:t>: Update Jira regularly and link tasks to GitHub commits or documents.</w:t>
+      </w:r>
+    </w:p>
+    <w:p>
+      <w:pPr>
+        <w:pStyle w:val="ListParagraph"/>
+        <w:numPr>
+          <w:ilvl w:val="0"/>
+          <w:numId w:val="1"/>
+        </w:numPr>
+        <w:spacing w:after="80"/>
+      </w:pPr>
+      <w:r>
+        <w:rPr>
+          <w:b/>
+          <w:bCs/>
+        </w:rPr>
+        <w:t>Respect</w:t>
+      </w:r>
+      <w:r>
+        <w:t>: Communicate politely and support one another.</w:t>
+      </w:r>
+    </w:p>
+    <w:p>
+      <w:pPr>
+        <w:pStyle w:val="Heading1"/>
+        <w:pBdr>
+          <w:bottom w:val="single" w:sz="6" w:space="4" w:color="1F3B73"/>
+        </w:pBdr>
+        <w:spacing w:before="300" w:after="150"/>
+        <w:rPr>
+          <w:b/>
+          <w:bCs/>
+          <w:color w:val="1F3B73"/>
+          <w:sz w:val="28"/>
+          <w:szCs w:val="28"/>
+        </w:rPr>
+      </w:pPr>
+      <w:r>
+        <w:rPr>
+          <w:b/>
+          <w:bCs/>
+          <w:color w:val="1F3B73"/>
+          <w:sz w:val="28"/>
+          <w:szCs w:val="28"/>
+        </w:rPr>
+        <w:t>4. GitHub Workflow</w:t>
+      </w:r>
+    </w:p>
+    <w:p>
+      <w:pPr>
+        <w:pStyle w:val="ListParagraph"/>
+        <w:numPr>
+          <w:ilvl w:val="0"/>
+          <w:numId w:val="1"/>
+        </w:numPr>
+        <w:spacing w:after="80"/>
+      </w:pPr>
+      <w:r>
+        <w:rPr>
+          <w:b/>
+          <w:bCs/>
+        </w:rPr>
+        <w:t>Code Updates</w:t>
+      </w:r>
+      <w:r>
+        <w:t>: Inform the team on WhatsApp before or after pushing code.</w:t>
+      </w:r>
+    </w:p>
+    <w:p>
+      <w:pPr>
+        <w:spacing w:after="80"/>
+      </w:pPr>
+    </w:p>
+    <w:p>
+      <w:pPr>
+        <w:pStyle w:val="ListParagraph"/>
+        <w:numPr>
+          <w:ilvl w:val="0"/>
+          <w:numId w:val="1"/>
+        </w:numPr>
+        <w:spacing w:after="80"/>
+      </w:pPr>
+      <w:r>
+        <w:rPr>
+          <w:b/>
+          <w:bCs/>
+        </w:rPr>
+        <w:lastRenderedPageBreak/>
+        <w:t>Conflicts</w:t>
+      </w:r>
+      <w:r>
+        <w:t>: Discuss changes that affect other team members' code before resolving them.</w:t>
+      </w:r>
+    </w:p>
+    <w:p>
+      <w:pPr>
+        <w:pStyle w:val="ListParagraph"/>
+        <w:numPr>
+          <w:ilvl w:val="0"/>
+          <w:numId w:val="1"/>
+        </w:numPr>
+        <w:spacing w:after="80"/>
+      </w:pPr>
+      <w:r>
+        <w:rPr>
+          <w:b/>
+          <w:bCs/>
+        </w:rPr>
+        <w:t>Branches &amp; Pull Requests</w:t>
+      </w:r>
+      <w:r>
+        <w:t>: Do not push directly to the main branch. Use feature branches and pull requests, with at least one team member reviewing and approving the changes.</w:t>
+      </w:r>
+    </w:p>
+    <w:p>
+      <w:pPr>
+        <w:pStyle w:val="Heading1"/>
+        <w:pBdr>
+          <w:bottom w:val="single" w:sz="6" w:space="4" w:color="1F3B73"/>
+        </w:pBdr>
+        <w:spacing w:before="300" w:after="150"/>
+        <w:rPr>
+          <w:b/>
+          <w:bCs/>
+          <w:color w:val="1F3B73"/>
+          <w:sz w:val="28"/>
+          <w:szCs w:val="28"/>
+        </w:rPr>
+      </w:pPr>
     </w:p>
     <w:p>
       <w:pPr>
@@ -836,83 +1124,6 @@
       <w:pPr>
         <w:spacing w:after="80"/>
       </w:pPr>
-    </w:p>
-    <w:p>
-      <w:pPr>
-        <w:spacing w:after="80"/>
-      </w:pPr>
-    </w:p>
-    <w:p>
-      <w:pPr>
-        <w:pStyle w:val="Heading1"/>
-        <w:pBdr>
-          <w:bottom w:val="single" w:sz="6" w:space="4" w:color="1F3B73"/>
-        </w:pBdr>
-        <w:spacing w:before="300" w:after="150"/>
-      </w:pPr>
-      <w:r>
-        <w:rPr>
-          <w:b/>
-          <w:bCs/>
-          <w:color w:val="1F3B73"/>
-          <w:sz w:val="28"/>
-          <w:szCs w:val="28"/>
-        </w:rPr>
-        <w:lastRenderedPageBreak/>
-        <w:t>Communication &amp; Meeting Norms</w:t>
-      </w:r>
-    </w:p>
-    <w:p>
-      <w:pPr>
-        <w:pStyle w:val="ListParagraph"/>
-        <w:numPr>
-          <w:ilvl w:val="0"/>
-          <w:numId w:val="1"/>
-        </w:numPr>
-        <w:spacing w:after="80"/>
-      </w:pPr>
-      <w:r>
-        <w:t>Daily async stand-up updates posted in the team channel</w:t>
-      </w:r>
-    </w:p>
-    <w:p>
-      <w:pPr>
-        <w:pStyle w:val="ListParagraph"/>
-        <w:numPr>
-          <w:ilvl w:val="0"/>
-          <w:numId w:val="1"/>
-        </w:numPr>
-        <w:spacing w:after="80"/>
-      </w:pPr>
-      <w:r>
-        <w:t>Weekly sprint planning and review meetings</w:t>
-      </w:r>
-    </w:p>
-    <w:p>
-      <w:pPr>
-        <w:pStyle w:val="ListParagraph"/>
-        <w:numPr>
-          <w:ilvl w:val="0"/>
-          <w:numId w:val="1"/>
-        </w:numPr>
-        <w:spacing w:after="80"/>
-      </w:pPr>
-      <w:r>
-        <w:t>Blockers escalated to the Scrum Master within 24 hours</w:t>
-      </w:r>
-    </w:p>
-    <w:p>
-      <w:pPr>
-        <w:pStyle w:val="ListParagraph"/>
-        <w:numPr>
-          <w:ilvl w:val="0"/>
-          <w:numId w:val="1"/>
-        </w:numPr>
-        <w:spacing w:after="80"/>
-      </w:pPr>
-      <w:r>
-        <w:t>All decisions affecting scope documented in the wiki or backlog</w:t>
-      </w:r>
     </w:p>
     <w:sectPr>
       <w:headerReference w:type="default" r:id="rId8"/>
@@ -1029,6 +1240,7 @@
           <w:dataBinding w:prefixMappings="xmlns:ns0='http://purl.org/dc/elements/1.1/' xmlns:ns1='http://schemas.openxmlformats.org/package/2006/metadata/core-properties' " w:xpath="/ns1:coreProperties[1]/ns0:creator[1]" w:storeItemID="{6C3C8BC8-F283-45AE-878A-BAB7291924A1}"/>
           <w:text/>
         </w:sdtPr>
+        <w:sdtEndPr/>
         <w:sdtContent>
           <w:tc>
             <w:tcPr>
@@ -1264,6 +1476,602 @@
 <file path=word/numbering.xml><?xml version="1.0" encoding="utf-8"?>
 <w:numbering xmlns:wpc="http://schemas.microsoft.com/office/word/2010/wordprocessingCanvas" xmlns:cx="http://schemas.microsoft.com/office/drawing/2014/chartex" xmlns:cx1="http://schemas.microsoft.com/office/drawing/2015/9/8/chartex" xmlns:cx2="http://schemas.microsoft.com/office/drawing/2015/10/21/chartex" xmlns:cx3="http://schemas.microsoft.com/office/drawing/2016/5/9/chartex" xmlns:cx4="http://schemas.microsoft.com/office/drawing/2016/5/10/chartex" xmlns:cx5="http://schemas.microsoft.com/office/drawing/2016/5/11/chartex" xmlns:cx6="http://schemas.microsoft.com/office/drawing/2016/5/12/chartex" xmlns:cx7="http://schemas.microsoft.com/office/drawing/2016/5/13/chartex" xmlns:cx8="http://schemas.microsoft.com/office/drawing/2016/5/14/chartex" xmlns:mc="http://schemas.openxmlformats.org/markup-compatibility/2006" xmlns:aink="http://schemas.microsoft.com/office/drawing/2016/ink" xmlns:am3d="http://schemas.microsoft.com/office/drawing/2017/model3d" xmlns:o="urn:schemas-microsoft-com:office:office" xmlns:oel="http://schemas.microsoft.com/office/2019/extlst" xmlns:r="http://schemas.openxmlformats.org/officeDocument/2006/relationships" xmlns:m="http://schemas.openxmlformats.org/officeDocument/2006/math" xmlns:v="urn:schemas-microsoft-com:vml" xmlns:wp14="http://schemas.microsoft.com/office/word/2010/wordprocessingDrawing" xmlns:wp="http://schemas.openxmlformats.org/drawingml/2006/wordprocessingDrawing" xmlns:w10="urn:schemas-microsoft-com:office:word" xmlns:w="http://schemas.openxmlformats.org/wordprocessingml/2006/main" xmlns:w14="http://schemas.microsoft.com/office/word/2010/wordml" xmlns:w15="http://schemas.microsoft.com/office/word/2012/wordml" xmlns:w16cex="http://schemas.microsoft.com/office/word/2018/wordml/cex" xmlns:w16cid="http://schemas.microsoft.com/office/word/2016/wordml/cid" xmlns:w16="http://schemas.microsoft.com/office/word/2018/wordml" xmlns:w16du="http://schemas.microsoft.com/office/word/2023/wordml/word16du" xmlns:w16sdtdh="http://schemas.microsoft.com/office/word/2020/wordml/sdtdatahash" xmlns:w16sdtfl="http://schemas.microsoft.com/office/word/2024/wordml/sdtformatlock" xmlns:w16se="http://schemas.microsoft.com/office/word/2015/wordml/symex" xmlns:wpg="http://schemas.microsoft.com/office/word/2010/wordprocessingGroup" xmlns:wpi="http://schemas.microsoft.com/office/word/2010/wordprocessingInk" xmlns:wne="http://schemas.microsoft.com/office/word/2006/wordml" xmlns:wps="http://schemas.microsoft.com/office/word/2010/wordprocessingShape" mc:Ignorable="w14 w15 w16se w16cid w16 w16cex w16sdtdh w16sdtfl w16du wp14">
   <w:abstractNum w:abstractNumId="0" w15:restartNumberingAfterBreak="0">
+    <w:nsid w:val="130B38A7"/>
+    <w:multiLevelType w:val="multilevel"/>
+    <w:tmpl w:val="22E62EB4"/>
+    <w:lvl w:ilvl="0">
+      <w:start w:val="1"/>
+      <w:numFmt w:val="bullet"/>
+      <w:lvlText w:val=""/>
+      <w:lvlJc w:val="left"/>
+      <w:pPr>
+        <w:tabs>
+          <w:tab w:val="num" w:pos="720"/>
+        </w:tabs>
+        <w:ind w:left="720" w:hanging="360"/>
+      </w:pPr>
+      <w:rPr>
+        <w:rFonts w:ascii="Symbol" w:hAnsi="Symbol" w:hint="default"/>
+        <w:sz w:val="20"/>
+      </w:rPr>
+    </w:lvl>
+    <w:lvl w:ilvl="1" w:tentative="1">
+      <w:start w:val="1"/>
+      <w:numFmt w:val="bullet"/>
+      <w:lvlText w:val="o"/>
+      <w:lvlJc w:val="left"/>
+      <w:pPr>
+        <w:tabs>
+          <w:tab w:val="num" w:pos="1440"/>
+        </w:tabs>
+        <w:ind w:left="1440" w:hanging="360"/>
+      </w:pPr>
+      <w:rPr>
+        <w:rFonts w:ascii="Courier New" w:hAnsi="Courier New" w:hint="default"/>
+        <w:sz w:val="20"/>
+      </w:rPr>
+    </w:lvl>
+    <w:lvl w:ilvl="2" w:tentative="1">
+      <w:start w:val="1"/>
+      <w:numFmt w:val="bullet"/>
+      <w:lvlText w:val=""/>
+      <w:lvlJc w:val="left"/>
+      <w:pPr>
+        <w:tabs>
+          <w:tab w:val="num" w:pos="2160"/>
+        </w:tabs>
+        <w:ind w:left="2160" w:hanging="360"/>
+      </w:pPr>
+      <w:rPr>
+        <w:rFonts w:ascii="Wingdings" w:hAnsi="Wingdings" w:hint="default"/>
+        <w:sz w:val="20"/>
+      </w:rPr>
+    </w:lvl>
+    <w:lvl w:ilvl="3" w:tentative="1">
+      <w:start w:val="1"/>
+      <w:numFmt w:val="bullet"/>
+      <w:lvlText w:val=""/>
+      <w:lvlJc w:val="left"/>
+      <w:pPr>
+        <w:tabs>
+          <w:tab w:val="num" w:pos="2880"/>
+        </w:tabs>
+        <w:ind w:left="2880" w:hanging="360"/>
+      </w:pPr>
+      <w:rPr>
+        <w:rFonts w:ascii="Wingdings" w:hAnsi="Wingdings" w:hint="default"/>
+        <w:sz w:val="20"/>
+      </w:rPr>
+    </w:lvl>
+    <w:lvl w:ilvl="4" w:tentative="1">
+      <w:start w:val="1"/>
+      <w:numFmt w:val="bullet"/>
+      <w:lvlText w:val=""/>
+      <w:lvlJc w:val="left"/>
+      <w:pPr>
+        <w:tabs>
+          <w:tab w:val="num" w:pos="3600"/>
+        </w:tabs>
+        <w:ind w:left="3600" w:hanging="360"/>
+      </w:pPr>
+      <w:rPr>
+        <w:rFonts w:ascii="Wingdings" w:hAnsi="Wingdings" w:hint="default"/>
+        <w:sz w:val="20"/>
+      </w:rPr>
+    </w:lvl>
+    <w:lvl w:ilvl="5" w:tentative="1">
+      <w:start w:val="1"/>
+      <w:numFmt w:val="bullet"/>
+      <w:lvlText w:val=""/>
+      <w:lvlJc w:val="left"/>
+      <w:pPr>
+        <w:tabs>
+          <w:tab w:val="num" w:pos="4320"/>
+        </w:tabs>
+        <w:ind w:left="4320" w:hanging="360"/>
+      </w:pPr>
+      <w:rPr>
+        <w:rFonts w:ascii="Wingdings" w:hAnsi="Wingdings" w:hint="default"/>
+        <w:sz w:val="20"/>
+      </w:rPr>
+    </w:lvl>
+    <w:lvl w:ilvl="6" w:tentative="1">
+      <w:start w:val="1"/>
+      <w:numFmt w:val="bullet"/>
+      <w:lvlText w:val=""/>
+      <w:lvlJc w:val="left"/>
+      <w:pPr>
+        <w:tabs>
+          <w:tab w:val="num" w:pos="5040"/>
+        </w:tabs>
+        <w:ind w:left="5040" w:hanging="360"/>
+      </w:pPr>
+      <w:rPr>
+        <w:rFonts w:ascii="Wingdings" w:hAnsi="Wingdings" w:hint="default"/>
+        <w:sz w:val="20"/>
+      </w:rPr>
+    </w:lvl>
+    <w:lvl w:ilvl="7" w:tentative="1">
+      <w:start w:val="1"/>
+      <w:numFmt w:val="bullet"/>
+      <w:lvlText w:val=""/>
+      <w:lvlJc w:val="left"/>
+      <w:pPr>
+        <w:tabs>
+          <w:tab w:val="num" w:pos="5760"/>
+        </w:tabs>
+        <w:ind w:left="5760" w:hanging="360"/>
+      </w:pPr>
+      <w:rPr>
+        <w:rFonts w:ascii="Wingdings" w:hAnsi="Wingdings" w:hint="default"/>
+        <w:sz w:val="20"/>
+      </w:rPr>
+    </w:lvl>
+    <w:lvl w:ilvl="8" w:tentative="1">
+      <w:start w:val="1"/>
+      <w:numFmt w:val="bullet"/>
+      <w:lvlText w:val=""/>
+      <w:lvlJc w:val="left"/>
+      <w:pPr>
+        <w:tabs>
+          <w:tab w:val="num" w:pos="6480"/>
+        </w:tabs>
+        <w:ind w:left="6480" w:hanging="360"/>
+      </w:pPr>
+      <w:rPr>
+        <w:rFonts w:ascii="Wingdings" w:hAnsi="Wingdings" w:hint="default"/>
+        <w:sz w:val="20"/>
+      </w:rPr>
+    </w:lvl>
+  </w:abstractNum>
+  <w:abstractNum w:abstractNumId="1" w15:restartNumberingAfterBreak="0">
+    <w:nsid w:val="1971331D"/>
+    <w:multiLevelType w:val="multilevel"/>
+    <w:tmpl w:val="1902DD74"/>
+    <w:lvl w:ilvl="0">
+      <w:start w:val="1"/>
+      <w:numFmt w:val="bullet"/>
+      <w:lvlText w:val=""/>
+      <w:lvlJc w:val="left"/>
+      <w:pPr>
+        <w:tabs>
+          <w:tab w:val="num" w:pos="720"/>
+        </w:tabs>
+        <w:ind w:left="720" w:hanging="360"/>
+      </w:pPr>
+      <w:rPr>
+        <w:rFonts w:ascii="Symbol" w:hAnsi="Symbol" w:hint="default"/>
+        <w:sz w:val="20"/>
+      </w:rPr>
+    </w:lvl>
+    <w:lvl w:ilvl="1" w:tentative="1">
+      <w:start w:val="1"/>
+      <w:numFmt w:val="bullet"/>
+      <w:lvlText w:val="o"/>
+      <w:lvlJc w:val="left"/>
+      <w:pPr>
+        <w:tabs>
+          <w:tab w:val="num" w:pos="1440"/>
+        </w:tabs>
+        <w:ind w:left="1440" w:hanging="360"/>
+      </w:pPr>
+      <w:rPr>
+        <w:rFonts w:ascii="Courier New" w:hAnsi="Courier New" w:hint="default"/>
+        <w:sz w:val="20"/>
+      </w:rPr>
+    </w:lvl>
+    <w:lvl w:ilvl="2" w:tentative="1">
+      <w:start w:val="1"/>
+      <w:numFmt w:val="bullet"/>
+      <w:lvlText w:val=""/>
+      <w:lvlJc w:val="left"/>
+      <w:pPr>
+        <w:tabs>
+          <w:tab w:val="num" w:pos="2160"/>
+        </w:tabs>
+        <w:ind w:left="2160" w:hanging="360"/>
+      </w:pPr>
+      <w:rPr>
+        <w:rFonts w:ascii="Wingdings" w:hAnsi="Wingdings" w:hint="default"/>
+        <w:sz w:val="20"/>
+      </w:rPr>
+    </w:lvl>
+    <w:lvl w:ilvl="3" w:tentative="1">
+      <w:start w:val="1"/>
+      <w:numFmt w:val="bullet"/>
+      <w:lvlText w:val=""/>
+      <w:lvlJc w:val="left"/>
+      <w:pPr>
+        <w:tabs>
+          <w:tab w:val="num" w:pos="2880"/>
+        </w:tabs>
+        <w:ind w:left="2880" w:hanging="360"/>
+      </w:pPr>
+      <w:rPr>
+        <w:rFonts w:ascii="Wingdings" w:hAnsi="Wingdings" w:hint="default"/>
+        <w:sz w:val="20"/>
+      </w:rPr>
+    </w:lvl>
+    <w:lvl w:ilvl="4" w:tentative="1">
+      <w:start w:val="1"/>
+      <w:numFmt w:val="bullet"/>
+      <w:lvlText w:val=""/>
+      <w:lvlJc w:val="left"/>
+      <w:pPr>
+        <w:tabs>
+          <w:tab w:val="num" w:pos="3600"/>
+        </w:tabs>
+        <w:ind w:left="3600" w:hanging="360"/>
+      </w:pPr>
+      <w:rPr>
+        <w:rFonts w:ascii="Wingdings" w:hAnsi="Wingdings" w:hint="default"/>
+        <w:sz w:val="20"/>
+      </w:rPr>
+    </w:lvl>
+    <w:lvl w:ilvl="5" w:tentative="1">
+      <w:start w:val="1"/>
+      <w:numFmt w:val="bullet"/>
+      <w:lvlText w:val=""/>
+      <w:lvlJc w:val="left"/>
+      <w:pPr>
+        <w:tabs>
+          <w:tab w:val="num" w:pos="4320"/>
+        </w:tabs>
+        <w:ind w:left="4320" w:hanging="360"/>
+      </w:pPr>
+      <w:rPr>
+        <w:rFonts w:ascii="Wingdings" w:hAnsi="Wingdings" w:hint="default"/>
+        <w:sz w:val="20"/>
+      </w:rPr>
+    </w:lvl>
+    <w:lvl w:ilvl="6" w:tentative="1">
+      <w:start w:val="1"/>
+      <w:numFmt w:val="bullet"/>
+      <w:lvlText w:val=""/>
+      <w:lvlJc w:val="left"/>
+      <w:pPr>
+        <w:tabs>
+          <w:tab w:val="num" w:pos="5040"/>
+        </w:tabs>
+        <w:ind w:left="5040" w:hanging="360"/>
+      </w:pPr>
+      <w:rPr>
+        <w:rFonts w:ascii="Wingdings" w:hAnsi="Wingdings" w:hint="default"/>
+        <w:sz w:val="20"/>
+      </w:rPr>
+    </w:lvl>
+    <w:lvl w:ilvl="7" w:tentative="1">
+      <w:start w:val="1"/>
+      <w:numFmt w:val="bullet"/>
+      <w:lvlText w:val=""/>
+      <w:lvlJc w:val="left"/>
+      <w:pPr>
+        <w:tabs>
+          <w:tab w:val="num" w:pos="5760"/>
+        </w:tabs>
+        <w:ind w:left="5760" w:hanging="360"/>
+      </w:pPr>
+      <w:rPr>
+        <w:rFonts w:ascii="Wingdings" w:hAnsi="Wingdings" w:hint="default"/>
+        <w:sz w:val="20"/>
+      </w:rPr>
+    </w:lvl>
+    <w:lvl w:ilvl="8" w:tentative="1">
+      <w:start w:val="1"/>
+      <w:numFmt w:val="bullet"/>
+      <w:lvlText w:val=""/>
+      <w:lvlJc w:val="left"/>
+      <w:pPr>
+        <w:tabs>
+          <w:tab w:val="num" w:pos="6480"/>
+        </w:tabs>
+        <w:ind w:left="6480" w:hanging="360"/>
+      </w:pPr>
+      <w:rPr>
+        <w:rFonts w:ascii="Wingdings" w:hAnsi="Wingdings" w:hint="default"/>
+        <w:sz w:val="20"/>
+      </w:rPr>
+    </w:lvl>
+  </w:abstractNum>
+  <w:abstractNum w:abstractNumId="2" w15:restartNumberingAfterBreak="0">
+    <w:nsid w:val="4DDA5C9C"/>
+    <w:multiLevelType w:val="multilevel"/>
+    <w:tmpl w:val="280812A0"/>
+    <w:lvl w:ilvl="0">
+      <w:start w:val="1"/>
+      <w:numFmt w:val="bullet"/>
+      <w:lvlText w:val=""/>
+      <w:lvlJc w:val="left"/>
+      <w:pPr>
+        <w:tabs>
+          <w:tab w:val="num" w:pos="720"/>
+        </w:tabs>
+        <w:ind w:left="720" w:hanging="360"/>
+      </w:pPr>
+      <w:rPr>
+        <w:rFonts w:ascii="Symbol" w:hAnsi="Symbol" w:hint="default"/>
+        <w:sz w:val="20"/>
+      </w:rPr>
+    </w:lvl>
+    <w:lvl w:ilvl="1" w:tentative="1">
+      <w:start w:val="1"/>
+      <w:numFmt w:val="bullet"/>
+      <w:lvlText w:val="o"/>
+      <w:lvlJc w:val="left"/>
+      <w:pPr>
+        <w:tabs>
+          <w:tab w:val="num" w:pos="1440"/>
+        </w:tabs>
+        <w:ind w:left="1440" w:hanging="360"/>
+      </w:pPr>
+      <w:rPr>
+        <w:rFonts w:ascii="Courier New" w:hAnsi="Courier New" w:hint="default"/>
+        <w:sz w:val="20"/>
+      </w:rPr>
+    </w:lvl>
+    <w:lvl w:ilvl="2" w:tentative="1">
+      <w:start w:val="1"/>
+      <w:numFmt w:val="bullet"/>
+      <w:lvlText w:val=""/>
+      <w:lvlJc w:val="left"/>
+      <w:pPr>
+        <w:tabs>
+          <w:tab w:val="num" w:pos="2160"/>
+        </w:tabs>
+        <w:ind w:left="2160" w:hanging="360"/>
+      </w:pPr>
+      <w:rPr>
+        <w:rFonts w:ascii="Wingdings" w:hAnsi="Wingdings" w:hint="default"/>
+        <w:sz w:val="20"/>
+      </w:rPr>
+    </w:lvl>
+    <w:lvl w:ilvl="3" w:tentative="1">
+      <w:start w:val="1"/>
+      <w:numFmt w:val="bullet"/>
+      <w:lvlText w:val=""/>
+      <w:lvlJc w:val="left"/>
+      <w:pPr>
+        <w:tabs>
+          <w:tab w:val="num" w:pos="2880"/>
+        </w:tabs>
+        <w:ind w:left="2880" w:hanging="360"/>
+      </w:pPr>
+      <w:rPr>
+        <w:rFonts w:ascii="Wingdings" w:hAnsi="Wingdings" w:hint="default"/>
+        <w:sz w:val="20"/>
+      </w:rPr>
+    </w:lvl>
+    <w:lvl w:ilvl="4" w:tentative="1">
+      <w:start w:val="1"/>
+      <w:numFmt w:val="bullet"/>
+      <w:lvlText w:val=""/>
+      <w:lvlJc w:val="left"/>
+      <w:pPr>
+        <w:tabs>
+          <w:tab w:val="num" w:pos="3600"/>
+        </w:tabs>
+        <w:ind w:left="3600" w:hanging="360"/>
+      </w:pPr>
+      <w:rPr>
+        <w:rFonts w:ascii="Wingdings" w:hAnsi="Wingdings" w:hint="default"/>
+        <w:sz w:val="20"/>
+      </w:rPr>
+    </w:lvl>
+    <w:lvl w:ilvl="5" w:tentative="1">
+      <w:start w:val="1"/>
+      <w:numFmt w:val="bullet"/>
+      <w:lvlText w:val=""/>
+      <w:lvlJc w:val="left"/>
+      <w:pPr>
+        <w:tabs>
+          <w:tab w:val="num" w:pos="4320"/>
+        </w:tabs>
+        <w:ind w:left="4320" w:hanging="360"/>
+      </w:pPr>
+      <w:rPr>
+        <w:rFonts w:ascii="Wingdings" w:hAnsi="Wingdings" w:hint="default"/>
+        <w:sz w:val="20"/>
+      </w:rPr>
+    </w:lvl>
+    <w:lvl w:ilvl="6" w:tentative="1">
+      <w:start w:val="1"/>
+      <w:numFmt w:val="bullet"/>
+      <w:lvlText w:val=""/>
+      <w:lvlJc w:val="left"/>
+      <w:pPr>
+        <w:tabs>
+          <w:tab w:val="num" w:pos="5040"/>
+        </w:tabs>
+        <w:ind w:left="5040" w:hanging="360"/>
+      </w:pPr>
+      <w:rPr>
+        <w:rFonts w:ascii="Wingdings" w:hAnsi="Wingdings" w:hint="default"/>
+        <w:sz w:val="20"/>
+      </w:rPr>
+    </w:lvl>
+    <w:lvl w:ilvl="7" w:tentative="1">
+      <w:start w:val="1"/>
+      <w:numFmt w:val="bullet"/>
+      <w:lvlText w:val=""/>
+      <w:lvlJc w:val="left"/>
+      <w:pPr>
+        <w:tabs>
+          <w:tab w:val="num" w:pos="5760"/>
+        </w:tabs>
+        <w:ind w:left="5760" w:hanging="360"/>
+      </w:pPr>
+      <w:rPr>
+        <w:rFonts w:ascii="Wingdings" w:hAnsi="Wingdings" w:hint="default"/>
+        <w:sz w:val="20"/>
+      </w:rPr>
+    </w:lvl>
+    <w:lvl w:ilvl="8" w:tentative="1">
+      <w:start w:val="1"/>
+      <w:numFmt w:val="bullet"/>
+      <w:lvlText w:val=""/>
+      <w:lvlJc w:val="left"/>
+      <w:pPr>
+        <w:tabs>
+          <w:tab w:val="num" w:pos="6480"/>
+        </w:tabs>
+        <w:ind w:left="6480" w:hanging="360"/>
+      </w:pPr>
+      <w:rPr>
+        <w:rFonts w:ascii="Wingdings" w:hAnsi="Wingdings" w:hint="default"/>
+        <w:sz w:val="20"/>
+      </w:rPr>
+    </w:lvl>
+  </w:abstractNum>
+  <w:abstractNum w:abstractNumId="3" w15:restartNumberingAfterBreak="0">
+    <w:nsid w:val="4F7D32D5"/>
+    <w:multiLevelType w:val="multilevel"/>
+    <w:tmpl w:val="CA129F62"/>
+    <w:lvl w:ilvl="0">
+      <w:start w:val="1"/>
+      <w:numFmt w:val="bullet"/>
+      <w:lvlText w:val=""/>
+      <w:lvlJc w:val="left"/>
+      <w:pPr>
+        <w:tabs>
+          <w:tab w:val="num" w:pos="720"/>
+        </w:tabs>
+        <w:ind w:left="720" w:hanging="360"/>
+      </w:pPr>
+      <w:rPr>
+        <w:rFonts w:ascii="Symbol" w:hAnsi="Symbol" w:hint="default"/>
+        <w:sz w:val="20"/>
+      </w:rPr>
+    </w:lvl>
+    <w:lvl w:ilvl="1" w:tentative="1">
+      <w:start w:val="1"/>
+      <w:numFmt w:val="bullet"/>
+      <w:lvlText w:val="o"/>
+      <w:lvlJc w:val="left"/>
+      <w:pPr>
+        <w:tabs>
+          <w:tab w:val="num" w:pos="1440"/>
+        </w:tabs>
+        <w:ind w:left="1440" w:hanging="360"/>
+      </w:pPr>
+      <w:rPr>
+        <w:rFonts w:ascii="Courier New" w:hAnsi="Courier New" w:hint="default"/>
+        <w:sz w:val="20"/>
+      </w:rPr>
+    </w:lvl>
+    <w:lvl w:ilvl="2" w:tentative="1">
+      <w:start w:val="1"/>
+      <w:numFmt w:val="bullet"/>
+      <w:lvlText w:val=""/>
+      <w:lvlJc w:val="left"/>
+      <w:pPr>
+        <w:tabs>
+          <w:tab w:val="num" w:pos="2160"/>
+        </w:tabs>
+        <w:ind w:left="2160" w:hanging="360"/>
+      </w:pPr>
+      <w:rPr>
+        <w:rFonts w:ascii="Wingdings" w:hAnsi="Wingdings" w:hint="default"/>
+        <w:sz w:val="20"/>
+      </w:rPr>
+    </w:lvl>
+    <w:lvl w:ilvl="3" w:tentative="1">
+      <w:start w:val="1"/>
+      <w:numFmt w:val="bullet"/>
+      <w:lvlText w:val=""/>
+      <w:lvlJc w:val="left"/>
+      <w:pPr>
+        <w:tabs>
+          <w:tab w:val="num" w:pos="2880"/>
+        </w:tabs>
+        <w:ind w:left="2880" w:hanging="360"/>
+      </w:pPr>
+      <w:rPr>
+        <w:rFonts w:ascii="Wingdings" w:hAnsi="Wingdings" w:hint="default"/>
+        <w:sz w:val="20"/>
+      </w:rPr>
+    </w:lvl>
+    <w:lvl w:ilvl="4" w:tentative="1">
+      <w:start w:val="1"/>
+      <w:numFmt w:val="bullet"/>
+      <w:lvlText w:val=""/>
+      <w:lvlJc w:val="left"/>
+      <w:pPr>
+        <w:tabs>
+          <w:tab w:val="num" w:pos="3600"/>
+        </w:tabs>
+        <w:ind w:left="3600" w:hanging="360"/>
+      </w:pPr>
+      <w:rPr>
+        <w:rFonts w:ascii="Wingdings" w:hAnsi="Wingdings" w:hint="default"/>
+        <w:sz w:val="20"/>
+      </w:rPr>
+    </w:lvl>
+    <w:lvl w:ilvl="5" w:tentative="1">
+      <w:start w:val="1"/>
+      <w:numFmt w:val="bullet"/>
+      <w:lvlText w:val=""/>
+      <w:lvlJc w:val="left"/>
+      <w:pPr>
+        <w:tabs>
+          <w:tab w:val="num" w:pos="4320"/>
+        </w:tabs>
+        <w:ind w:left="4320" w:hanging="360"/>
+      </w:pPr>
+      <w:rPr>
+        <w:rFonts w:ascii="Wingdings" w:hAnsi="Wingdings" w:hint="default"/>
+        <w:sz w:val="20"/>
+      </w:rPr>
+    </w:lvl>
+    <w:lvl w:ilvl="6" w:tentative="1">
+      <w:start w:val="1"/>
+      <w:numFmt w:val="bullet"/>
+      <w:lvlText w:val=""/>
+      <w:lvlJc w:val="left"/>
+      <w:pPr>
+        <w:tabs>
+          <w:tab w:val="num" w:pos="5040"/>
+        </w:tabs>
+        <w:ind w:left="5040" w:hanging="360"/>
+      </w:pPr>
+      <w:rPr>
+        <w:rFonts w:ascii="Wingdings" w:hAnsi="Wingdings" w:hint="default"/>
+        <w:sz w:val="20"/>
+      </w:rPr>
+    </w:lvl>
+    <w:lvl w:ilvl="7" w:tentative="1">
+      <w:start w:val="1"/>
+      <w:numFmt w:val="bullet"/>
+      <w:lvlText w:val=""/>
+      <w:lvlJc w:val="left"/>
+      <w:pPr>
+        <w:tabs>
+          <w:tab w:val="num" w:pos="5760"/>
+        </w:tabs>
+        <w:ind w:left="5760" w:hanging="360"/>
+      </w:pPr>
+      <w:rPr>
+        <w:rFonts w:ascii="Wingdings" w:hAnsi="Wingdings" w:hint="default"/>
+        <w:sz w:val="20"/>
+      </w:rPr>
+    </w:lvl>
+    <w:lvl w:ilvl="8" w:tentative="1">
+      <w:start w:val="1"/>
+      <w:numFmt w:val="bullet"/>
+      <w:lvlText w:val=""/>
+      <w:lvlJc w:val="left"/>
+      <w:pPr>
+        <w:tabs>
+          <w:tab w:val="num" w:pos="6480"/>
+        </w:tabs>
+        <w:ind w:left="6480" w:hanging="360"/>
+      </w:pPr>
+      <w:rPr>
+        <w:rFonts w:ascii="Wingdings" w:hAnsi="Wingdings" w:hint="default"/>
+        <w:sz w:val="20"/>
+      </w:rPr>
+    </w:lvl>
+  </w:abstractNum>
+  <w:abstractNum w:abstractNumId="4" w15:restartNumberingAfterBreak="0">
     <w:nsid w:val="74A24BAA"/>
     <w:multiLevelType w:val="hybridMultilevel"/>
     <w:tmpl w:val="D29C339E"/>
@@ -1350,10 +2158,22 @@
     </w:lvl>
   </w:abstractNum>
   <w:num w:numId="1" w16cid:durableId="196742382">
-    <w:abstractNumId w:val="0"/>
+    <w:abstractNumId w:val="4"/>
     <w:lvlOverride w:ilvl="0">
       <w:startOverride w:val="1"/>
     </w:lvlOverride>
+  </w:num>
+  <w:num w:numId="2" w16cid:durableId="341056024">
+    <w:abstractNumId w:val="0"/>
+  </w:num>
+  <w:num w:numId="3" w16cid:durableId="1883396517">
+    <w:abstractNumId w:val="3"/>
+  </w:num>
+  <w:num w:numId="4" w16cid:durableId="87626389">
+    <w:abstractNumId w:val="2"/>
+  </w:num>
+  <w:num w:numId="5" w16cid:durableId="646789602">
+    <w:abstractNumId w:val="1"/>
   </w:num>
 </w:numbering>
 </file>
@@ -1838,7 +2658,6 @@
   <w:style w:type="character" w:default="1" w:styleId="DefaultParagraphFont">
     <w:name w:val="Default Paragraph Font"/>
     <w:uiPriority w:val="1"/>
-    <w:semiHidden/>
     <w:unhideWhenUsed/>
   </w:style>
   <w:style w:type="table" w:default="1" w:styleId="TableNormal">
@@ -2039,12 +2858,33 @@
 
 <file path=word/glossary/fontTable.xml><?xml version="1.0" encoding="utf-8"?>
 <w:fonts xmlns:mc="http://schemas.openxmlformats.org/markup-compatibility/2006" xmlns:r="http://schemas.openxmlformats.org/officeDocument/2006/relationships" xmlns:w="http://schemas.openxmlformats.org/wordprocessingml/2006/main" xmlns:w14="http://schemas.microsoft.com/office/word/2010/wordml" xmlns:w15="http://schemas.microsoft.com/office/word/2012/wordml" xmlns:w16cex="http://schemas.microsoft.com/office/word/2018/wordml/cex" xmlns:w16cid="http://schemas.microsoft.com/office/word/2016/wordml/cid" xmlns:w16="http://schemas.microsoft.com/office/word/2018/wordml" xmlns:w16du="http://schemas.microsoft.com/office/word/2023/wordml/word16du" xmlns:w16sdtdh="http://schemas.microsoft.com/office/word/2020/wordml/sdtdatahash" xmlns:w16sdtfl="http://schemas.microsoft.com/office/word/2024/wordml/sdtformatlock" xmlns:w16se="http://schemas.microsoft.com/office/word/2015/wordml/symex" mc:Ignorable="w14 w15 w16se w16cid w16 w16cex w16sdtdh w16sdtfl w16du">
+  <w:font w:name="Symbol">
+    <w:panose1 w:val="05050102010706020507"/>
+    <w:charset w:val="02"/>
+    <w:family w:val="roman"/>
+    <w:pitch w:val="variable"/>
+    <w:sig w:usb0="00000000" w:usb1="10000000" w:usb2="00000000" w:usb3="00000000" w:csb0="80000000" w:csb1="00000000"/>
+  </w:font>
   <w:font w:name="Times New Roman">
     <w:panose1 w:val="02020603050405020304"/>
     <w:charset w:val="00"/>
     <w:family w:val="roman"/>
     <w:pitch w:val="variable"/>
     <w:sig w:usb0="E0002EFF" w:usb1="C000785B" w:usb2="00000009" w:usb3="00000000" w:csb0="000001FF" w:csb1="00000000"/>
+  </w:font>
+  <w:font w:name="Courier New">
+    <w:panose1 w:val="02070309020205020404"/>
+    <w:charset w:val="00"/>
+    <w:family w:val="modern"/>
+    <w:pitch w:val="fixed"/>
+    <w:sig w:usb0="E0002EFF" w:usb1="C0007843" w:usb2="00000009" w:usb3="00000000" w:csb0="000001FF" w:csb1="00000000"/>
+  </w:font>
+  <w:font w:name="Wingdings">
+    <w:panose1 w:val="05000000000000000000"/>
+    <w:charset w:val="02"/>
+    <w:family w:val="auto"/>
+    <w:pitch w:val="variable"/>
+    <w:sig w:usb0="00000000" w:usb1="10000000" w:usb2="00000000" w:usb3="00000000" w:csb0="80000000" w:csb1="00000000"/>
   </w:font>
   <w:font w:name="Georgia">
     <w:panose1 w:val="02040502050405020303"/>
@@ -2084,10 +2924,12 @@
   </w:compat>
   <w:rsids>
     <w:rsidRoot w:val="00FC5C35"/>
+    <w:rsid w:val="001264B7"/>
     <w:rsid w:val="001E128A"/>
     <w:rsid w:val="003F3BBE"/>
     <w:rsid w:val="009F120F"/>
     <w:rsid w:val="00BF1EC2"/>
+    <w:rsid w:val="00C32501"/>
     <w:rsid w:val="00D53A01"/>
     <w:rsid w:val="00E207E2"/>
     <w:rsid w:val="00F55CA3"/>
